--- a/交付成果/第三轮修订版/第三轮4周版/读书会14_阿毗达摩基础_4周资料包（第三版修订）/Word版/第2周_善不善心与心所总说_主持人版.docx
+++ b/交付成果/第三轮修订版/第三轮4周版/读书会14_阿毗达摩基础_4周资料包（第三版修订）/Word版/第2周_善不善心与心所总说_主持人版.docx
@@ -15531,6 +15531,137 @@
           <w:b w:val="0"/>
         </w:rPr>
         <w:t>&lt;!--EXT_READ--&gt;</w:t>
+      </w:r>
+    </w:p>
+    <w:p>
+      <w:r>
+        <w:rPr>
+          <w:b/>
+          <w:color w:val="1F3864"/>
+          <w:sz w:val="26"/>
+        </w:rPr>
+        <w:t>🖼 课件原图（源 PDF 渲染·供投屏）</w:t>
+      </w:r>
+    </w:p>
+    <w:p>
+      <w:pPr>
+        <w:ind w:left="170"/>
+        <w:pBdr>
+          <w:left w:val="single" w:sz="18" w:space="4" w:color="1F3864"/>
+        </w:pBdr>
+        <w:shd w:val="clear" w:fill="F2F5FA"/>
+      </w:pPr>
+      <w:r>
+        <w:rPr>
+          <w:b w:val="0"/>
+        </w:rPr>
+        <w:t>下列图片为正文标注「图形页／无法逐字提取／图版」处对应的</w:t>
+      </w:r>
+      <w:r>
+        <w:rPr>
+          <w:b/>
+        </w:rPr>
+        <w:t>源课件整页渲染</w:t>
+      </w:r>
+      <w:r>
+        <w:rPr>
+          <w:b w:val="0"/>
+        </w:rPr>
+        <w:t>（自知识库媒体导出后 pymupdf 渲染，最大宽约 1200px），供投屏或板书对照；每页标注源材料与页码。共读原文文字未改。</w:t>
+      </w:r>
+    </w:p>
+    <w:p>
+      <w:r>
+        <w:rPr>
+          <w:b/>
+        </w:rPr>
+        <w:t>《如来禅修学体系40-摄心分别2-古源尊者-20250211（课件）》</w:t>
+      </w:r>
+      <w:r>
+        <w:rPr>
+          <w:b w:val="0"/>
+        </w:rPr>
+        <w:t>（源 PDF 共渲染 10 页）：</w:t>
+      </w:r>
+    </w:p>
+    <w:p>
+      <w:r>
+        <w:rPr>
+          <w:b w:val="0"/>
+        </w:rPr>
+        <w:t>![课件原图·如来禅修学体系40-摄心分别2-古源尊者-20250211（课件）·第1页](课件原图/课件原图_22831605_p01.png)</w:t>
+      </w:r>
+    </w:p>
+    <w:p>
+      <w:r>
+        <w:rPr>
+          <w:b w:val="0"/>
+        </w:rPr>
+        <w:t>![课件原图·如来禅修学体系40-摄心分别2-古源尊者-20250211（课件）·第2页](课件原图/课件原图_22831605_p02.png)</w:t>
+      </w:r>
+    </w:p>
+    <w:p>
+      <w:r>
+        <w:rPr>
+          <w:b w:val="0"/>
+        </w:rPr>
+        <w:t>![课件原图·如来禅修学体系40-摄心分别2-古源尊者-20250211（课件）·第3页](课件原图/课件原图_22831605_p03.png)</w:t>
+      </w:r>
+    </w:p>
+    <w:p>
+      <w:r>
+        <w:rPr>
+          <w:b w:val="0"/>
+        </w:rPr>
+        <w:t>![课件原图·如来禅修学体系40-摄心分别2-古源尊者-20250211（课件）·第4页](课件原图/课件原图_22831605_p04.png)</w:t>
+      </w:r>
+    </w:p>
+    <w:p>
+      <w:r>
+        <w:rPr>
+          <w:b w:val="0"/>
+        </w:rPr>
+        <w:t>![课件原图·如来禅修学体系40-摄心分别2-古源尊者-20250211（课件）·第5页](课件原图/课件原图_22831605_p05.png)</w:t>
+      </w:r>
+    </w:p>
+    <w:p>
+      <w:r>
+        <w:rPr>
+          <w:b w:val="0"/>
+        </w:rPr>
+        <w:t>![课件原图·如来禅修学体系40-摄心分别2-古源尊者-20250211（课件）·第6页](课件原图/课件原图_22831605_p06.png)</w:t>
+      </w:r>
+    </w:p>
+    <w:p>
+      <w:r>
+        <w:rPr>
+          <w:b w:val="0"/>
+        </w:rPr>
+        <w:t>![课件原图·如来禅修学体系40-摄心分别2-古源尊者-20250211（课件）·第7页](课件原图/课件原图_22831605_p07.png)</w:t>
+      </w:r>
+    </w:p>
+    <w:p>
+      <w:r>
+        <w:rPr>
+          <w:b w:val="0"/>
+        </w:rPr>
+        <w:t>![课件原图·如来禅修学体系40-摄心分别2-古源尊者-20250211（课件）·第8页](课件原图/课件原图_22831605_p08.png)</w:t>
+      </w:r>
+    </w:p>
+    <w:p>
+      <w:r>
+        <w:rPr>
+          <w:b w:val="0"/>
+        </w:rPr>
+        <w:t>![课件原图·如来禅修学体系40-摄心分别2-古源尊者-20250211（课件）·第9页](课件原图/课件原图_22831605_p09.png)</w:t>
+      </w:r>
+    </w:p>
+    <w:p>
+      <w:r>
+        <w:rPr>
+          <w:b w:val="0"/>
+        </w:rPr>
+        <w:t>![课件原图·如来禅修学体系40-摄心分别2-古源尊者-20250211（课件）·第10页](课件原图/课件原图_22831605_p10.png)</w:t>
       </w:r>
     </w:p>
     <w:sectPr>

--- a/交付成果/第三轮修订版/第三轮4周版/读书会14_阿毗达摩基础_4周资料包（第三版修订）/Word版/第2周_善不善心与心所总说_主持人版.docx
+++ b/交付成果/第三轮修订版/第三轮4周版/读书会14_阿毗达摩基础_4周资料包（第三版修订）/Word版/第2周_善不善心与心所总说_主持人版.docx
@@ -15567,7 +15567,7 @@
         <w:rPr>
           <w:b w:val="0"/>
         </w:rPr>
-        <w:t>（自知识库媒体导出后 pymupdf 渲染，最大宽约 1200px），供投屏或板书对照；每页标注源材料与页码。共读原文文字未改。</w:t>
+        <w:t>（自知识库媒体导出后 pymupdf 渲染，最大宽约 1200px），供投屏或板书对照；每页标注源材料与页码。《共读原文》文字一字未改。</w:t>
       </w:r>
     </w:p>
     <w:p>
@@ -15575,93 +15575,1940 @@
         <w:rPr>
           <w:b/>
         </w:rPr>
-        <w:t>《如来禅修学体系40-摄心分别2-古源尊者-20250211（课件）》</w:t>
-      </w:r>
-      <w:r>
-        <w:rPr>
-          <w:b w:val="0"/>
-        </w:rPr>
-        <w:t>（源 PDF 共渲染 10 页）：</w:t>
-      </w:r>
-    </w:p>
-    <w:p>
-      <w:r>
-        <w:rPr>
-          <w:b w:val="0"/>
-        </w:rPr>
-        <w:t>![课件原图·如来禅修学体系40-摄心分别2-古源尊者-20250211（课件）·第1页](课件原图/课件原图_22831605_p01.png)</w:t>
-      </w:r>
-    </w:p>
-    <w:p>
-      <w:r>
-        <w:rPr>
-          <w:b w:val="0"/>
-        </w:rPr>
-        <w:t>![课件原图·如来禅修学体系40-摄心分别2-古源尊者-20250211（课件）·第2页](课件原图/课件原图_22831605_p02.png)</w:t>
-      </w:r>
-    </w:p>
-    <w:p>
-      <w:r>
-        <w:rPr>
-          <w:b w:val="0"/>
-        </w:rPr>
-        <w:t>![课件原图·如来禅修学体系40-摄心分别2-古源尊者-20250211（课件）·第3页](课件原图/课件原图_22831605_p03.png)</w:t>
-      </w:r>
-    </w:p>
-    <w:p>
-      <w:r>
-        <w:rPr>
-          <w:b w:val="0"/>
-        </w:rPr>
-        <w:t>![课件原图·如来禅修学体系40-摄心分别2-古源尊者-20250211（课件）·第4页](课件原图/课件原图_22831605_p04.png)</w:t>
-      </w:r>
-    </w:p>
-    <w:p>
-      <w:r>
-        <w:rPr>
-          <w:b w:val="0"/>
-        </w:rPr>
-        <w:t>![课件原图·如来禅修学体系40-摄心分别2-古源尊者-20250211（课件）·第5页](课件原图/课件原图_22831605_p05.png)</w:t>
-      </w:r>
-    </w:p>
-    <w:p>
-      <w:r>
-        <w:rPr>
-          <w:b w:val="0"/>
-        </w:rPr>
-        <w:t>![课件原图·如来禅修学体系40-摄心分别2-古源尊者-20250211（课件）·第6页](课件原图/课件原图_22831605_p06.png)</w:t>
-      </w:r>
-    </w:p>
-    <w:p>
-      <w:r>
-        <w:rPr>
-          <w:b w:val="0"/>
-        </w:rPr>
-        <w:t>![课件原图·如来禅修学体系40-摄心分别2-古源尊者-20250211（课件）·第7页](课件原图/课件原图_22831605_p07.png)</w:t>
-      </w:r>
-    </w:p>
-    <w:p>
-      <w:r>
-        <w:rPr>
-          <w:b w:val="0"/>
-        </w:rPr>
-        <w:t>![课件原图·如来禅修学体系40-摄心分别2-古源尊者-20250211（课件）·第8页](课件原图/课件原图_22831605_p08.png)</w:t>
-      </w:r>
-    </w:p>
-    <w:p>
-      <w:r>
-        <w:rPr>
-          <w:b w:val="0"/>
-        </w:rPr>
-        <w:t>![课件原图·如来禅修学体系40-摄心分别2-古源尊者-20250211（课件）·第9页](课件原图/课件原图_22831605_p09.png)</w:t>
-      </w:r>
-    </w:p>
-    <w:p>
-      <w:r>
-        <w:rPr>
-          <w:b w:val="0"/>
-        </w:rPr>
-        <w:t>![课件原图·如来禅修学体系40-摄心分别2-古源尊者-20250211（课件）·第10页](课件原图/课件原图_22831605_p10.png)</w:t>
+        <w:t>拼版总图（整册缩略·目视定位用）</w:t>
+      </w:r>
+    </w:p>
+    <w:p>
+      <w:pPr>
+        <w:pStyle w:val="ListBullet"/>
+      </w:pPr>
+      <w:r>
+        <w:rPr>
+          <w:b w:val="0"/>
+        </w:rPr>
+        <w:t>《如来禅修学体系40-摄心分别2（课件）》：![拼版总图·《如来禅修学体系40-摄心分别2（课件）》](课件原图/拼版_601ebe46.png)</w:t>
+      </w:r>
+    </w:p>
+    <w:p>
+      <w:pPr>
+        <w:pStyle w:val="ListBullet"/>
+      </w:pPr>
+      <w:r>
+        <w:rPr>
+          <w:b w:val="0"/>
+        </w:rPr>
+        <w:t>《阿毗达摩讲要(中)·第11讲 欲界心》：![拼版总图·《阿毗达摩讲要(中)·第11讲 欲界心》](课件原图/拼版_bf386fec.png)</w:t>
+      </w:r>
+    </w:p>
+    <w:p>
+      <w:pPr>
+        <w:pStyle w:val="ListBullet"/>
+      </w:pPr>
+      <w:r>
+        <w:rPr>
+          <w:b w:val="0"/>
+        </w:rPr>
+        <w:t>《摄阿毗达摩义论表解-简体-完整版201802》：![拼版总图·《摄阿毗达摩义论表解-简体-完整版201802》](课件原图/拼版_713cfba9.png)</w:t>
+      </w:r>
+    </w:p>
+    <w:p>
+      <w:pPr>
+        <w:pStyle w:val="ListBullet"/>
+      </w:pPr>
+      <w:r>
+        <w:rPr>
+          <w:b w:val="0"/>
+        </w:rPr>
+        <w:t>《如来禅修学体系41-摄心分别3（课件）》：![拼版总图·《如来禅修学体系41-摄心分别3（课件）》](课件原图/拼版_8ca22c51.png)</w:t>
+      </w:r>
+    </w:p>
+    <w:p>
+      <w:pPr>
+        <w:pStyle w:val="ListBullet"/>
+      </w:pPr>
+      <w:r>
+        <w:rPr>
+          <w:b w:val="0"/>
+        </w:rPr>
+        <w:t>《阿毗达摩轻松谈》：![拼版总图·《阿毗达摩轻松谈》](课件原图/拼版_b84a94f9.png)</w:t>
+      </w:r>
+    </w:p>
+    <w:p>
+      <w:r>
+        <w:rPr>
+          <w:b/>
+        </w:rPr>
+        <w:t>图形页（目视定位所得）</w:t>
+      </w:r>
+    </w:p>
+    <w:p>
+      <w:pPr>
+        <w:pStyle w:val="ListBullet"/>
+      </w:pPr>
+      <w:r>
+        <w:rPr>
+          <w:b w:val="0"/>
+        </w:rPr>
+        <w:t>《如来禅修学体系40-摄心分别2（课件）》第3页（结构图/流程图）：![课件原图·《如来禅修学体系40-摄心分别2（课件）》·第3页](课件原图/课件原图_601ebe46_p03.png)</w:t>
+      </w:r>
+    </w:p>
+    <w:p>
+      <w:pPr>
+        <w:pStyle w:val="ListBullet"/>
+      </w:pPr>
+      <w:r>
+        <w:rPr>
+          <w:b w:val="0"/>
+        </w:rPr>
+        <w:t>《如来禅修学体系40-摄心分别2（课件）》第4页（结构图/流程图）：![课件原图·《如来禅修学体系40-摄心分别2（课件）》·第4页](课件原图/课件原图_601ebe46_p04.png)</w:t>
+      </w:r>
+    </w:p>
+    <w:p>
+      <w:pPr>
+        <w:pStyle w:val="ListBullet"/>
+      </w:pPr>
+      <w:r>
+        <w:rPr>
+          <w:b w:val="0"/>
+        </w:rPr>
+        <w:t>《如来禅修学体系40-摄心分别2（课件）》第5页（结构图/流程图）：![课件原图·《如来禅修学体系40-摄心分别2（课件）》·第5页](课件原图/课件原图_601ebe46_p05.png)</w:t>
+      </w:r>
+    </w:p>
+    <w:p>
+      <w:pPr>
+        <w:pStyle w:val="ListBullet"/>
+      </w:pPr>
+      <w:r>
+        <w:rPr>
+          <w:b w:val="0"/>
+        </w:rPr>
+        <w:t>《如来禅修学体系40-摄心分别2（课件）》第7页（结构图/流程图）：![课件原图·《如来禅修学体系40-摄心分别2（课件）》·第7页](课件原图/课件原图_601ebe46_p07.png)</w:t>
+      </w:r>
+    </w:p>
+    <w:p>
+      <w:pPr>
+        <w:pStyle w:val="ListBullet"/>
+      </w:pPr>
+      <w:r>
+        <w:rPr>
+          <w:b w:val="0"/>
+        </w:rPr>
+        <w:t>《阿毗达摩讲要(中)·第11讲 欲界心》第21页（表格（名相表））：![课件原图·《阿毗达摩讲要(中)·第11讲 欲界心》·第21页](课件原图/课件原图_bf386fec_p21.png)</w:t>
+      </w:r>
+    </w:p>
+    <w:p>
+      <w:pPr>
+        <w:pStyle w:val="ListBullet"/>
+      </w:pPr>
+      <w:r>
+        <w:rPr>
+          <w:b w:val="0"/>
+        </w:rPr>
+        <w:t>《阿毗达摩讲要(中)·第11讲 欲界心》第30页（表格（名相表））：![课件原图·《阿毗达摩讲要(中)·第11讲 欲界心》·第30页](课件原图/课件原图_bf386fec_p30.png)</w:t>
+      </w:r>
+    </w:p>
+    <w:p>
+      <w:pPr>
+        <w:pStyle w:val="ListBullet"/>
+      </w:pPr>
+      <w:r>
+        <w:rPr>
+          <w:b w:val="0"/>
+        </w:rPr>
+        <w:t>《阿毗达摩讲要(中)·第11讲 欲界心》第34页（表格（名相表））：![课件原图·《阿毗达摩讲要(中)·第11讲 欲界心》·第34页](课件原图/课件原图_bf386fec_p34.png)</w:t>
+      </w:r>
+    </w:p>
+    <w:p>
+      <w:pPr>
+        <w:pStyle w:val="ListBullet"/>
+      </w:pPr>
+      <w:r>
+        <w:rPr>
+          <w:b w:val="0"/>
+        </w:rPr>
+        <w:t>《阿毗达摩讲要(中)·第11讲 欲界心》第39页（表格（名相表））：![课件原图·《阿毗达摩讲要(中)·第11讲 欲界心》·第39页](课件原图/课件原图_bf386fec_p39.png)</w:t>
+      </w:r>
+    </w:p>
+    <w:p>
+      <w:pPr>
+        <w:pStyle w:val="ListBullet"/>
+      </w:pPr>
+      <w:r>
+        <w:rPr>
+          <w:b w:val="0"/>
+        </w:rPr>
+        <w:t>《阿毗达摩讲要(中)·第11讲 欲界心》第48页（表格（名相表））：![课件原图·《阿毗达摩讲要(中)·第11讲 欲界心》·第48页](课件原图/课件原图_bf386fec_p48.png)</w:t>
+      </w:r>
+    </w:p>
+    <w:p>
+      <w:pPr>
+        <w:pStyle w:val="ListBullet"/>
+      </w:pPr>
+      <w:r>
+        <w:rPr>
+          <w:b w:val="0"/>
+        </w:rPr>
+        <w:t>《阿毗达摩讲要(中)·第11讲 欲界心》第56页（表格（名相表））：![课件原图·《阿毗达摩讲要(中)·第11讲 欲界心》·第56页](课件原图/课件原图_bf386fec_p56.png)</w:t>
+      </w:r>
+    </w:p>
+    <w:p>
+      <w:pPr>
+        <w:pStyle w:val="ListBullet"/>
+      </w:pPr>
+      <w:r>
+        <w:rPr>
+          <w:b w:val="0"/>
+        </w:rPr>
+        <w:t>《阿毗达摩讲要(中)·第11讲 欲界心》第59页（表格（名相表））：![课件原图·《阿毗达摩讲要(中)·第11讲 欲界心》·第59页](课件原图/课件原图_bf386fec_p59.png)</w:t>
+      </w:r>
+    </w:p>
+    <w:p>
+      <w:pPr>
+        <w:pStyle w:val="ListBullet"/>
+      </w:pPr>
+      <w:r>
+        <w:rPr>
+          <w:b w:val="0"/>
+        </w:rPr>
+        <w:t>《阿毗达摩讲要(中)·第11讲 欲界心》第67页（表格（名相表））：![课件原图·《阿毗达摩讲要(中)·第11讲 欲界心》·第67页](课件原图/课件原图_bf386fec_p67.png)</w:t>
+      </w:r>
+    </w:p>
+    <w:p>
+      <w:pPr>
+        <w:pStyle w:val="ListBullet"/>
+      </w:pPr>
+      <w:r>
+        <w:rPr>
+          <w:b w:val="0"/>
+        </w:rPr>
+        <w:t>《阿毗达摩讲要(中)·第11讲 欲界心》第75页（表格（名相表））：![课件原图·《阿毗达摩讲要(中)·第11讲 欲界心》·第75页](课件原图/课件原图_bf386fec_p75.png)</w:t>
+      </w:r>
+    </w:p>
+    <w:p>
+      <w:pPr>
+        <w:pStyle w:val="ListBullet"/>
+      </w:pPr>
+      <w:r>
+        <w:rPr>
+          <w:b w:val="0"/>
+        </w:rPr>
+        <w:t>《阿毗达摩讲要(中)·第11讲 欲界心》第79页（表格（名相表））：![课件原图·《阿毗达摩讲要(中)·第11讲 欲界心》·第79页](课件原图/课件原图_bf386fec_p79.png)</w:t>
+      </w:r>
+    </w:p>
+    <w:p>
+      <w:pPr>
+        <w:pStyle w:val="ListBullet"/>
+      </w:pPr>
+      <w:r>
+        <w:rPr>
+          <w:b w:val="0"/>
+        </w:rPr>
+        <w:t>《阿毗达摩讲要(中)·第11讲 欲界心》第86页（表格（名相表））：![课件原图·《阿毗达摩讲要(中)·第11讲 欲界心》·第86页](课件原图/课件原图_bf386fec_p86.png)</w:t>
+      </w:r>
+    </w:p>
+    <w:p>
+      <w:pPr>
+        <w:pStyle w:val="ListBullet"/>
+      </w:pPr>
+      <w:r>
+        <w:rPr>
+          <w:b w:val="0"/>
+        </w:rPr>
+        <w:t>《阿毗达摩讲要(中)·第11讲 欲界心》第93页（表格（名相表））：![课件原图·《阿毗达摩讲要(中)·第11讲 欲界心》·第93页](课件原图/课件原图_bf386fec_p93.png)</w:t>
+      </w:r>
+    </w:p>
+    <w:p>
+      <w:pPr>
+        <w:pStyle w:val="ListBullet"/>
+      </w:pPr>
+      <w:r>
+        <w:rPr>
+          <w:b w:val="0"/>
+        </w:rPr>
+        <w:t>《阿毗达摩讲要(中)·第11讲 欲界心》第115页（表格（名相表））：![课件原图·《阿毗达摩讲要(中)·第11讲 欲界心》·第115页](课件原图/课件原图_bf386fec_p115.png)</w:t>
+      </w:r>
+    </w:p>
+    <w:p>
+      <w:pPr>
+        <w:pStyle w:val="ListBullet"/>
+      </w:pPr>
+      <w:r>
+        <w:rPr>
+          <w:b w:val="0"/>
+        </w:rPr>
+        <w:t>《阿毗达摩讲要(中)·第11讲 欲界心》第116页（表格（名相表））：![课件原图·《阿毗达摩讲要(中)·第11讲 欲界心》·第116页](课件原图/课件原图_bf386fec_p116.png)</w:t>
+      </w:r>
+    </w:p>
+    <w:p>
+      <w:pPr>
+        <w:pStyle w:val="ListBullet"/>
+      </w:pPr>
+      <w:r>
+        <w:rPr>
+          <w:b w:val="0"/>
+        </w:rPr>
+        <w:t>《阿毗达摩讲要(中)·第11讲 欲界心》第119页（表格（名相表））：![课件原图·《阿毗达摩讲要(中)·第11讲 欲界心》·第119页](课件原图/课件原图_bf386fec_p119.png)</w:t>
+      </w:r>
+    </w:p>
+    <w:p>
+      <w:pPr>
+        <w:pStyle w:val="ListBullet"/>
+      </w:pPr>
+      <w:r>
+        <w:rPr>
+          <w:b w:val="0"/>
+        </w:rPr>
+        <w:t>《阿毗达摩讲要(中)·第11讲 欲界心》第123页（表格（名相表））：![课件原图·《阿毗达摩讲要(中)·第11讲 欲界心》·第123页](课件原图/课件原图_bf386fec_p123.png)</w:t>
+      </w:r>
+    </w:p>
+    <w:p>
+      <w:pPr>
+        <w:pStyle w:val="ListBullet"/>
+      </w:pPr>
+      <w:r>
+        <w:rPr>
+          <w:b w:val="0"/>
+        </w:rPr>
+        <w:t>《阿毗达摩讲要(中)·第11讲 欲界心》第124页（表格（名相表））：![课件原图·《阿毗达摩讲要(中)·第11讲 欲界心》·第124页](课件原图/课件原图_bf386fec_p124.png)</w:t>
+      </w:r>
+    </w:p>
+    <w:p>
+      <w:pPr>
+        <w:pStyle w:val="ListBullet"/>
+      </w:pPr>
+      <w:r>
+        <w:rPr>
+          <w:b w:val="0"/>
+        </w:rPr>
+        <w:t>《阿毗达摩讲要(中)·第11讲 欲界心》第139页（表格（名相表））：![课件原图·《阿毗达摩讲要(中)·第11讲 欲界心》·第139页](课件原图/课件原图_bf386fec_p139.png)</w:t>
+      </w:r>
+    </w:p>
+    <w:p>
+      <w:pPr>
+        <w:pStyle w:val="ListBullet"/>
+      </w:pPr>
+      <w:r>
+        <w:rPr>
+          <w:b w:val="0"/>
+        </w:rPr>
+        <w:t>《阿毗达摩讲要(中)·第11讲 欲界心》第143页（表格（名相表））：![课件原图·《阿毗达摩讲要(中)·第11讲 欲界心》·第143页](课件原图/课件原图_bf386fec_p143.png)</w:t>
+      </w:r>
+    </w:p>
+    <w:p>
+      <w:pPr>
+        <w:pStyle w:val="ListBullet"/>
+      </w:pPr>
+      <w:r>
+        <w:rPr>
+          <w:b w:val="0"/>
+        </w:rPr>
+        <w:t>《阿毗达摩讲要(中)·第11讲 欲界心》第146页（表格（名相表））：![课件原图·《阿毗达摩讲要(中)·第11讲 欲界心》·第146页](课件原图/课件原图_bf386fec_p146.png)</w:t>
+      </w:r>
+    </w:p>
+    <w:p>
+      <w:pPr>
+        <w:pStyle w:val="ListBullet"/>
+      </w:pPr>
+      <w:r>
+        <w:rPr>
+          <w:b w:val="0"/>
+        </w:rPr>
+        <w:t>《阿毗达摩讲要(中)·第11讲 欲界心》第151页（表格（名相表））：![课件原图·《阿毗达摩讲要(中)·第11讲 欲界心》·第151页](课件原图/课件原图_bf386fec_p151.png)</w:t>
+      </w:r>
+    </w:p>
+    <w:p>
+      <w:pPr>
+        <w:pStyle w:val="ListBullet"/>
+      </w:pPr>
+      <w:r>
+        <w:rPr>
+          <w:b w:val="0"/>
+        </w:rPr>
+        <w:t>《阿毗达摩讲要(中)·第11讲 欲界心》第153页（表格（名相表））：![课件原图·《阿毗达摩讲要(中)·第11讲 欲界心》·第153页](课件原图/课件原图_bf386fec_p153.png)</w:t>
+      </w:r>
+    </w:p>
+    <w:p>
+      <w:pPr>
+        <w:pStyle w:val="ListBullet"/>
+      </w:pPr>
+      <w:r>
+        <w:rPr>
+          <w:b w:val="0"/>
+        </w:rPr>
+        <w:t>《阿毗达摩讲要(中)·第11讲 欲界心》第169页（表格（名相表））：![课件原图·《阿毗达摩讲要(中)·第11讲 欲界心》·第169页](课件原图/课件原图_bf386fec_p169.png)</w:t>
+      </w:r>
+    </w:p>
+    <w:p>
+      <w:pPr>
+        <w:pStyle w:val="ListBullet"/>
+      </w:pPr>
+      <w:r>
+        <w:rPr>
+          <w:b w:val="0"/>
+        </w:rPr>
+        <w:t>《阿毗达摩讲要(中)·第11讲 欲界心》第181页（表格（名相表））：![课件原图·《阿毗达摩讲要(中)·第11讲 欲界心》·第181页](课件原图/课件原图_bf386fec_p181.png)</w:t>
+      </w:r>
+    </w:p>
+    <w:p>
+      <w:pPr>
+        <w:pStyle w:val="ListBullet"/>
+      </w:pPr>
+      <w:r>
+        <w:rPr>
+          <w:b w:val="0"/>
+        </w:rPr>
+        <w:t>《阿毗达摩讲要(中)·第11讲 欲界心》第190页（表格（名相表））：![课件原图·《阿毗达摩讲要(中)·第11讲 欲界心》·第190页](课件原图/课件原图_bf386fec_p190.png)</w:t>
+      </w:r>
+    </w:p>
+    <w:p>
+      <w:pPr>
+        <w:pStyle w:val="ListBullet"/>
+      </w:pPr>
+      <w:r>
+        <w:rPr>
+          <w:b w:val="0"/>
+        </w:rPr>
+        <w:t>《阿毗达摩讲要(中)·第11讲 欲界心》第210页（表格（名相表））：![课件原图·《阿毗达摩讲要(中)·第11讲 欲界心》·第210页](课件原图/课件原图_bf386fec_p210.png)</w:t>
+      </w:r>
+    </w:p>
+    <w:p>
+      <w:pPr>
+        <w:pStyle w:val="ListBullet"/>
+      </w:pPr>
+      <w:r>
+        <w:rPr>
+          <w:b w:val="0"/>
+        </w:rPr>
+        <w:t>《阿毗达摩讲要(中)·第11讲 欲界心》第211页（表格（名相表））：![课件原图·《阿毗达摩讲要(中)·第11讲 欲界心》·第211页](课件原图/课件原图_bf386fec_p211.png)</w:t>
+      </w:r>
+    </w:p>
+    <w:p>
+      <w:pPr>
+        <w:pStyle w:val="ListBullet"/>
+      </w:pPr>
+      <w:r>
+        <w:rPr>
+          <w:b w:val="0"/>
+        </w:rPr>
+        <w:t>《阿毗达摩讲要(中)·第11讲 欲界心》第262页（表格（名相表））：![课件原图·《阿毗达摩讲要(中)·第11讲 欲界心》·第262页](课件原图/课件原图_bf386fec_p262.png)</w:t>
+      </w:r>
+    </w:p>
+    <w:p>
+      <w:pPr>
+        <w:pStyle w:val="ListBullet"/>
+      </w:pPr>
+      <w:r>
+        <w:rPr>
+          <w:b w:val="0"/>
+        </w:rPr>
+        <w:t>《阿毗达摩讲要(中)·第11讲 欲界心》第289页（表格（名相表））：![课件原图·《阿毗达摩讲要(中)·第11讲 欲界心》·第289页](课件原图/课件原图_bf386fec_p289.png)</w:t>
+      </w:r>
+    </w:p>
+    <w:p>
+      <w:pPr>
+        <w:pStyle w:val="ListBullet"/>
+      </w:pPr>
+      <w:r>
+        <w:rPr>
+          <w:b w:val="0"/>
+        </w:rPr>
+        <w:t>《阿毗达摩讲要(中)·第11讲 欲界心》第304页（表格（名相表））：![课件原图·《阿毗达摩讲要(中)·第11讲 欲界心》·第304页](课件原图/课件原图_bf386fec_p304.png)</w:t>
+      </w:r>
+    </w:p>
+    <w:p>
+      <w:pPr>
+        <w:pStyle w:val="ListBullet"/>
+      </w:pPr>
+      <w:r>
+        <w:rPr>
+          <w:b w:val="0"/>
+        </w:rPr>
+        <w:t>《摄阿毗达摩义论表解-简体-完整版201802》第2页（表/图版（缘表·结构图））：![课件原图·《摄阿毗达摩义论表解-简体-完整版201802》·第2页](课件原图/课件原图_713cfba9_p02.png)</w:t>
+      </w:r>
+    </w:p>
+    <w:p>
+      <w:pPr>
+        <w:pStyle w:val="ListBullet"/>
+      </w:pPr>
+      <w:r>
+        <w:rPr>
+          <w:b w:val="0"/>
+        </w:rPr>
+        <w:t>《摄阿毗达摩义论表解-简体-完整版201802》第15页（表/图版（缘表·结构图））：![课件原图·《摄阿毗达摩义论表解-简体-完整版201802》·第15页](课件原图/课件原图_713cfba9_p15.png)</w:t>
+      </w:r>
+    </w:p>
+    <w:p>
+      <w:pPr>
+        <w:pStyle w:val="ListBullet"/>
+      </w:pPr>
+      <w:r>
+        <w:rPr>
+          <w:b w:val="0"/>
+        </w:rPr>
+        <w:t>《摄阿毗达摩义论表解-简体-完整版201802》第16页（表/图版（缘表·结构图））：![课件原图·《摄阿毗达摩义论表解-简体-完整版201802》·第16页](课件原图/课件原图_713cfba9_p16.png)</w:t>
+      </w:r>
+    </w:p>
+    <w:p>
+      <w:pPr>
+        <w:pStyle w:val="ListBullet"/>
+      </w:pPr>
+      <w:r>
+        <w:rPr>
+          <w:b w:val="0"/>
+        </w:rPr>
+        <w:t>《摄阿毗达摩义论表解-简体-完整版201802》第17页（表/图版（缘表·结构图））：![课件原图·《摄阿毗达摩义论表解-简体-完整版201802》·第17页](课件原图/课件原图_713cfba9_p17.png)</w:t>
+      </w:r>
+    </w:p>
+    <w:p>
+      <w:pPr>
+        <w:pStyle w:val="ListBullet"/>
+      </w:pPr>
+      <w:r>
+        <w:rPr>
+          <w:b w:val="0"/>
+        </w:rPr>
+        <w:t>《摄阿毗达摩义论表解-简体-完整版201802》第20页（表/图版（缘表·结构图））：![课件原图·《摄阿毗达摩义论表解-简体-完整版201802》·第20页](课件原图/课件原图_713cfba9_p20.png)</w:t>
+      </w:r>
+    </w:p>
+    <w:p>
+      <w:pPr>
+        <w:pStyle w:val="ListBullet"/>
+      </w:pPr>
+      <w:r>
+        <w:rPr>
+          <w:b w:val="0"/>
+        </w:rPr>
+        <w:t>《摄阿毗达摩义论表解-简体-完整版201802》第21页（表/图版（缘表·结构图））：![课件原图·《摄阿毗达摩义论表解-简体-完整版201802》·第21页](课件原图/课件原图_713cfba9_p21.png)</w:t>
+      </w:r>
+    </w:p>
+    <w:p>
+      <w:pPr>
+        <w:pStyle w:val="ListBullet"/>
+      </w:pPr>
+      <w:r>
+        <w:rPr>
+          <w:b w:val="0"/>
+        </w:rPr>
+        <w:t>《摄阿毗达摩义论表解-简体-完整版201802》第30页（表/图版（缘表·结构图））：![课件原图·《摄阿毗达摩义论表解-简体-完整版201802》·第30页](课件原图/课件原图_713cfba9_p30.png)</w:t>
+      </w:r>
+    </w:p>
+    <w:p>
+      <w:pPr>
+        <w:pStyle w:val="ListBullet"/>
+      </w:pPr>
+      <w:r>
+        <w:rPr>
+          <w:b w:val="0"/>
+        </w:rPr>
+        <w:t>《摄阿毗达摩义论表解-简体-完整版201802》第34页（表/图版（缘表·结构图））：![课件原图·《摄阿毗达摩义论表解-简体-完整版201802》·第34页](课件原图/课件原图_713cfba9_p34.png)</w:t>
+      </w:r>
+    </w:p>
+    <w:p>
+      <w:pPr>
+        <w:pStyle w:val="ListBullet"/>
+      </w:pPr>
+      <w:r>
+        <w:rPr>
+          <w:b w:val="0"/>
+        </w:rPr>
+        <w:t>《摄阿毗达摩义论表解-简体-完整版201802》第35页（表/图版（缘表·结构图））：![课件原图·《摄阿毗达摩义论表解-简体-完整版201802》·第35页](课件原图/课件原图_713cfba9_p35.png)</w:t>
+      </w:r>
+    </w:p>
+    <w:p>
+      <w:pPr>
+        <w:pStyle w:val="ListBullet"/>
+      </w:pPr>
+      <w:r>
+        <w:rPr>
+          <w:b w:val="0"/>
+        </w:rPr>
+        <w:t>《摄阿毗达摩义论表解-简体-完整版201802》第36页（表/图版（缘表·结构图））：![课件原图·《摄阿毗达摩义论表解-简体-完整版201802》·第36页](课件原图/课件原图_713cfba9_p36.png)</w:t>
+      </w:r>
+    </w:p>
+    <w:p>
+      <w:pPr>
+        <w:pStyle w:val="ListBullet"/>
+      </w:pPr>
+      <w:r>
+        <w:rPr>
+          <w:b w:val="0"/>
+        </w:rPr>
+        <w:t>《摄阿毗达摩义论表解-简体-完整版201802》第47页（表/图版（缘表·结构图））：![课件原图·《摄阿毗达摩义论表解-简体-完整版201802》·第47页](课件原图/课件原图_713cfba9_p47.png)</w:t>
+      </w:r>
+    </w:p>
+    <w:p>
+      <w:pPr>
+        <w:pStyle w:val="ListBullet"/>
+      </w:pPr>
+      <w:r>
+        <w:rPr>
+          <w:b w:val="0"/>
+        </w:rPr>
+        <w:t>《摄阿毗达摩义论表解-简体-完整版201802》第49页（表/图版（缘表·结构图））：![课件原图·《摄阿毗达摩义论表解-简体-完整版201802》·第49页](课件原图/课件原图_713cfba9_p49.png)</w:t>
+      </w:r>
+    </w:p>
+    <w:p>
+      <w:pPr>
+        <w:pStyle w:val="ListBullet"/>
+      </w:pPr>
+      <w:r>
+        <w:rPr>
+          <w:b w:val="0"/>
+        </w:rPr>
+        <w:t>《摄阿毗达摩义论表解-简体-完整版201802》第50页（表/图版（缘表·结构图））：![课件原图·《摄阿毗达摩义论表解-简体-完整版201802》·第50页](课件原图/课件原图_713cfba9_p50.png)</w:t>
+      </w:r>
+    </w:p>
+    <w:p>
+      <w:pPr>
+        <w:pStyle w:val="ListBullet"/>
+      </w:pPr>
+      <w:r>
+        <w:rPr>
+          <w:b w:val="0"/>
+        </w:rPr>
+        <w:t>《摄阿毗达摩义论表解-简体-完整版201802》第51页（表/图版（缘表·结构图））：![课件原图·《摄阿毗达摩义论表解-简体-完整版201802》·第51页](课件原图/课件原图_713cfba9_p51.png)</w:t>
+      </w:r>
+    </w:p>
+    <w:p>
+      <w:pPr>
+        <w:pStyle w:val="ListBullet"/>
+      </w:pPr>
+      <w:r>
+        <w:rPr>
+          <w:b w:val="0"/>
+        </w:rPr>
+        <w:t>《摄阿毗达摩义论表解-简体-完整版201802》第52页（表/图版（缘表·结构图））：![课件原图·《摄阿毗达摩义论表解-简体-完整版201802》·第52页](课件原图/课件原图_713cfba9_p52.png)</w:t>
+      </w:r>
+    </w:p>
+    <w:p>
+      <w:pPr>
+        <w:pStyle w:val="ListBullet"/>
+      </w:pPr>
+      <w:r>
+        <w:rPr>
+          <w:b w:val="0"/>
+        </w:rPr>
+        <w:t>《摄阿毗达摩义论表解-简体-完整版201802》第60页（表/图版（缘表·结构图））：![课件原图·《摄阿毗达摩义论表解-简体-完整版201802》·第60页](课件原图/课件原图_713cfba9_p60.png)</w:t>
+      </w:r>
+    </w:p>
+    <w:p>
+      <w:pPr>
+        <w:pStyle w:val="ListBullet"/>
+      </w:pPr>
+      <w:r>
+        <w:rPr>
+          <w:b w:val="0"/>
+        </w:rPr>
+        <w:t>《摄阿毗达摩义论表解-简体-完整版201802》第64页（表/图版（缘表·结构图））：![课件原图·《摄阿毗达摩义论表解-简体-完整版201802》·第64页](课件原图/课件原图_713cfba9_p64.png)</w:t>
+      </w:r>
+    </w:p>
+    <w:p>
+      <w:pPr>
+        <w:pStyle w:val="ListBullet"/>
+      </w:pPr>
+      <w:r>
+        <w:rPr>
+          <w:b w:val="0"/>
+        </w:rPr>
+        <w:t>《摄阿毗达摩义论表解-简体-完整版201802》第69页（表/图版（缘表·结构图））：![课件原图·《摄阿毗达摩义论表解-简体-完整版201802》·第69页](课件原图/课件原图_713cfba9_p69.png)</w:t>
+      </w:r>
+    </w:p>
+    <w:p>
+      <w:pPr>
+        <w:pStyle w:val="ListBullet"/>
+      </w:pPr>
+      <w:r>
+        <w:rPr>
+          <w:b w:val="0"/>
+        </w:rPr>
+        <w:t>《摄阿毗达摩义论表解-简体-完整版201802》第70页（表/图版（缘表·结构图））：![课件原图·《摄阿毗达摩义论表解-简体-完整版201802》·第70页](课件原图/课件原图_713cfba9_p70.png)</w:t>
+      </w:r>
+    </w:p>
+    <w:p>
+      <w:pPr>
+        <w:pStyle w:val="ListBullet"/>
+      </w:pPr>
+      <w:r>
+        <w:rPr>
+          <w:b w:val="0"/>
+        </w:rPr>
+        <w:t>《摄阿毗达摩义论表解-简体-完整版201802》第71页（表/图版（缘表·结构图））：![课件原图·《摄阿毗达摩义论表解-简体-完整版201802》·第71页](课件原图/课件原图_713cfba9_p71.png)</w:t>
+      </w:r>
+    </w:p>
+    <w:p>
+      <w:pPr>
+        <w:pStyle w:val="ListBullet"/>
+      </w:pPr>
+      <w:r>
+        <w:rPr>
+          <w:b w:val="0"/>
+        </w:rPr>
+        <w:t>《摄阿毗达摩义论表解-简体-完整版201802》第72页（表/图版（缘表·结构图））：![课件原图·《摄阿毗达摩义论表解-简体-完整版201802》·第72页](课件原图/课件原图_713cfba9_p72.png)</w:t>
+      </w:r>
+    </w:p>
+    <w:p>
+      <w:pPr>
+        <w:pStyle w:val="ListBullet"/>
+      </w:pPr>
+      <w:r>
+        <w:rPr>
+          <w:b w:val="0"/>
+        </w:rPr>
+        <w:t>《摄阿毗达摩义论表解-简体-完整版201802》第73页（表/图版（缘表·结构图））：![课件原图·《摄阿毗达摩义论表解-简体-完整版201802》·第73页](课件原图/课件原图_713cfba9_p73.png)</w:t>
+      </w:r>
+    </w:p>
+    <w:p>
+      <w:pPr>
+        <w:pStyle w:val="ListBullet"/>
+      </w:pPr>
+      <w:r>
+        <w:rPr>
+          <w:b w:val="0"/>
+        </w:rPr>
+        <w:t>《摄阿毗达摩义论表解-简体-完整版201802》第74页（表/图版（缘表·结构图））：![课件原图·《摄阿毗达摩义论表解-简体-完整版201802》·第74页](课件原图/课件原图_713cfba9_p74.png)</w:t>
+      </w:r>
+    </w:p>
+    <w:p>
+      <w:pPr>
+        <w:pStyle w:val="ListBullet"/>
+      </w:pPr>
+      <w:r>
+        <w:rPr>
+          <w:b w:val="0"/>
+        </w:rPr>
+        <w:t>《摄阿毗达摩义论表解-简体-完整版201802》第75页（表/图版（缘表·结构图））：![课件原图·《摄阿毗达摩义论表解-简体-完整版201802》·第75页](课件原图/课件原图_713cfba9_p75.png)</w:t>
+      </w:r>
+    </w:p>
+    <w:p>
+      <w:pPr>
+        <w:pStyle w:val="ListBullet"/>
+      </w:pPr>
+      <w:r>
+        <w:rPr>
+          <w:b w:val="0"/>
+        </w:rPr>
+        <w:t>《摄阿毗达摩义论表解-简体-完整版201802》第79页（表/图版（缘表·结构图））：![课件原图·《摄阿毗达摩义论表解-简体-完整版201802》·第79页](课件原图/课件原图_713cfba9_p79.png)</w:t>
+      </w:r>
+    </w:p>
+    <w:p>
+      <w:pPr>
+        <w:pStyle w:val="ListBullet"/>
+      </w:pPr>
+      <w:r>
+        <w:rPr>
+          <w:b w:val="0"/>
+        </w:rPr>
+        <w:t>《摄阿毗达摩义论表解-简体-完整版201802》第88页（表/图版（缘表·结构图））：![课件原图·《摄阿毗达摩义论表解-简体-完整版201802》·第88页](课件原图/课件原图_713cfba9_p88.png)</w:t>
+      </w:r>
+    </w:p>
+    <w:p>
+      <w:pPr>
+        <w:pStyle w:val="ListBullet"/>
+      </w:pPr>
+      <w:r>
+        <w:rPr>
+          <w:b w:val="0"/>
+        </w:rPr>
+        <w:t>《摄阿毗达摩义论表解-简体-完整版201802》第89页（表/图版（缘表·结构图））：![课件原图·《摄阿毗达摩义论表解-简体-完整版201802》·第89页](课件原图/课件原图_713cfba9_p89.png)</w:t>
+      </w:r>
+    </w:p>
+    <w:p>
+      <w:pPr>
+        <w:pStyle w:val="ListBullet"/>
+      </w:pPr>
+      <w:r>
+        <w:rPr>
+          <w:b w:val="0"/>
+        </w:rPr>
+        <w:t>《摄阿毗达摩义论表解-简体-完整版201802》第93页（表/图版（缘表·结构图））：![课件原图·《摄阿毗达摩义论表解-简体-完整版201802》·第93页](课件原图/课件原图_713cfba9_p93.png)</w:t>
+      </w:r>
+    </w:p>
+    <w:p>
+      <w:pPr>
+        <w:pStyle w:val="ListBullet"/>
+      </w:pPr>
+      <w:r>
+        <w:rPr>
+          <w:b w:val="0"/>
+        </w:rPr>
+        <w:t>《摄阿毗达摩义论表解-简体-完整版201802》第94页（表/图版（缘表·结构图））：![课件原图·《摄阿毗达摩义论表解-简体-完整版201802》·第94页](课件原图/课件原图_713cfba9_p94.png)</w:t>
+      </w:r>
+    </w:p>
+    <w:p>
+      <w:pPr>
+        <w:pStyle w:val="ListBullet"/>
+      </w:pPr>
+      <w:r>
+        <w:rPr>
+          <w:b w:val="0"/>
+        </w:rPr>
+        <w:t>《摄阿毗达摩义论表解-简体-完整版201802》第95页（表/图版（缘表·结构图））：![课件原图·《摄阿毗达摩义论表解-简体-完整版201802》·第95页](课件原图/课件原图_713cfba9_p95.png)</w:t>
+      </w:r>
+    </w:p>
+    <w:p>
+      <w:pPr>
+        <w:pStyle w:val="ListBullet"/>
+      </w:pPr>
+      <w:r>
+        <w:rPr>
+          <w:b w:val="0"/>
+        </w:rPr>
+        <w:t>《摄阿毗达摩义论表解-简体-完整版201802》第101页（表/图版（缘表·结构图））：![课件原图·《摄阿毗达摩义论表解-简体-完整版201802》·第101页](课件原图/课件原图_713cfba9_p101.png)</w:t>
+      </w:r>
+    </w:p>
+    <w:p>
+      <w:pPr>
+        <w:pStyle w:val="ListBullet"/>
+      </w:pPr>
+      <w:r>
+        <w:rPr>
+          <w:b w:val="0"/>
+        </w:rPr>
+        <w:t>《摄阿毗达摩义论表解-简体-完整版201802》第102页（表/图版（缘表·结构图））：![课件原图·《摄阿毗达摩义论表解-简体-完整版201802》·第102页](课件原图/课件原图_713cfba9_p102.png)</w:t>
+      </w:r>
+    </w:p>
+    <w:p>
+      <w:pPr>
+        <w:pStyle w:val="ListBullet"/>
+      </w:pPr>
+      <w:r>
+        <w:rPr>
+          <w:b w:val="0"/>
+        </w:rPr>
+        <w:t>《摄阿毗达摩义论表解-简体-完整版201802》第103页（表/图版（缘表·结构图））：![课件原图·《摄阿毗达摩义论表解-简体-完整版201802》·第103页](课件原图/课件原图_713cfba9_p103.png)</w:t>
+      </w:r>
+    </w:p>
+    <w:p>
+      <w:pPr>
+        <w:pStyle w:val="ListBullet"/>
+      </w:pPr>
+      <w:r>
+        <w:rPr>
+          <w:b w:val="0"/>
+        </w:rPr>
+        <w:t>《摄阿毗达摩义论表解-简体-完整版201802》第108页（表/图版（缘表·结构图））：![课件原图·《摄阿毗达摩义论表解-简体-完整版201802》·第108页](课件原图/课件原图_713cfba9_p108.png)</w:t>
+      </w:r>
+    </w:p>
+    <w:p>
+      <w:pPr>
+        <w:pStyle w:val="ListBullet"/>
+      </w:pPr>
+      <w:r>
+        <w:rPr>
+          <w:b w:val="0"/>
+        </w:rPr>
+        <w:t>《摄阿毗达摩义论表解-简体-完整版201802》第109页（表/图版（缘表·结构图））：![课件原图·《摄阿毗达摩义论表解-简体-完整版201802》·第109页](课件原图/课件原图_713cfba9_p109.png)</w:t>
+      </w:r>
+    </w:p>
+    <w:p>
+      <w:pPr>
+        <w:pStyle w:val="ListBullet"/>
+      </w:pPr>
+      <w:r>
+        <w:rPr>
+          <w:b w:val="0"/>
+        </w:rPr>
+        <w:t>《摄阿毗达摩义论表解-简体-完整版201802》第110页（表/图版（缘表·结构图））：![课件原图·《摄阿毗达摩义论表解-简体-完整版201802》·第110页](课件原图/课件原图_713cfba9_p110.png)</w:t>
+      </w:r>
+    </w:p>
+    <w:p>
+      <w:pPr>
+        <w:pStyle w:val="ListBullet"/>
+      </w:pPr>
+      <w:r>
+        <w:rPr>
+          <w:b w:val="0"/>
+        </w:rPr>
+        <w:t>《摄阿毗达摩义论表解-简体-完整版201802》第122页（表/图版（缘表·结构图））：![课件原图·《摄阿毗达摩义论表解-简体-完整版201802》·第122页](课件原图/课件原图_713cfba9_p122.png)</w:t>
+      </w:r>
+    </w:p>
+    <w:p>
+      <w:pPr>
+        <w:pStyle w:val="ListBullet"/>
+      </w:pPr>
+      <w:r>
+        <w:rPr>
+          <w:b w:val="0"/>
+        </w:rPr>
+        <w:t>《摄阿毗达摩义论表解-简体-完整版201802》第123页（表/图版（缘表·结构图））：![课件原图·《摄阿毗达摩义论表解-简体-完整版201802》·第123页](课件原图/课件原图_713cfba9_p123.png)</w:t>
+      </w:r>
+    </w:p>
+    <w:p>
+      <w:pPr>
+        <w:pStyle w:val="ListBullet"/>
+      </w:pPr>
+      <w:r>
+        <w:rPr>
+          <w:b w:val="0"/>
+        </w:rPr>
+        <w:t>《摄阿毗达摩义论表解-简体-完整版201802》第141页（表/图版（缘表·结构图））：![课件原图·《摄阿毗达摩义论表解-简体-完整版201802》·第141页](课件原图/课件原图_713cfba9_p141.png)</w:t>
+      </w:r>
+    </w:p>
+    <w:p>
+      <w:pPr>
+        <w:pStyle w:val="ListBullet"/>
+      </w:pPr>
+      <w:r>
+        <w:rPr>
+          <w:b w:val="0"/>
+        </w:rPr>
+        <w:t>《摄阿毗达摩义论表解-简体-完整版201802》第142页（表/图版（缘表·结构图））：![课件原图·《摄阿毗达摩义论表解-简体-完整版201802》·第142页](课件原图/课件原图_713cfba9_p142.png)</w:t>
+      </w:r>
+    </w:p>
+    <w:p>
+      <w:pPr>
+        <w:pStyle w:val="ListBullet"/>
+      </w:pPr>
+      <w:r>
+        <w:rPr>
+          <w:b w:val="0"/>
+        </w:rPr>
+        <w:t>《摄阿毗达摩义论表解-简体-完整版201802》第143页（表/图版（缘表·结构图））：![课件原图·《摄阿毗达摩义论表解-简体-完整版201802》·第143页](课件原图/课件原图_713cfba9_p143.png)</w:t>
+      </w:r>
+    </w:p>
+    <w:p>
+      <w:pPr>
+        <w:pStyle w:val="ListBullet"/>
+      </w:pPr>
+      <w:r>
+        <w:rPr>
+          <w:b w:val="0"/>
+        </w:rPr>
+        <w:t>《摄阿毗达摩义论表解-简体-完整版201802》第144页（表/图版（缘表·结构图））：![课件原图·《摄阿毗达摩义论表解-简体-完整版201802》·第144页](课件原图/课件原图_713cfba9_p144.png)</w:t>
+      </w:r>
+    </w:p>
+    <w:p>
+      <w:pPr>
+        <w:pStyle w:val="ListBullet"/>
+      </w:pPr>
+      <w:r>
+        <w:rPr>
+          <w:b w:val="0"/>
+        </w:rPr>
+        <w:t>《摄阿毗达摩义论表解-简体-完整版201802》第152页（表/图版（缘表·结构图））：![课件原图·《摄阿毗达摩义论表解-简体-完整版201802》·第152页](课件原图/课件原图_713cfba9_p152.png)</w:t>
+      </w:r>
+    </w:p>
+    <w:p>
+      <w:pPr>
+        <w:pStyle w:val="ListBullet"/>
+      </w:pPr>
+      <w:r>
+        <w:rPr>
+          <w:b w:val="0"/>
+        </w:rPr>
+        <w:t>《摄阿毗达摩义论表解-简体-完整版201802》第153页（表/图版（缘表·结构图））：![课件原图·《摄阿毗达摩义论表解-简体-完整版201802》·第153页](课件原图/课件原图_713cfba9_p153.png)</w:t>
+      </w:r>
+    </w:p>
+    <w:p>
+      <w:pPr>
+        <w:pStyle w:val="ListBullet"/>
+      </w:pPr>
+      <w:r>
+        <w:rPr>
+          <w:b w:val="0"/>
+        </w:rPr>
+        <w:t>《摄阿毗达摩义论表解-简体-完整版201802》第154页（表/图版（缘表·结构图））：![课件原图·《摄阿毗达摩义论表解-简体-完整版201802》·第154页](课件原图/课件原图_713cfba9_p154.png)</w:t>
+      </w:r>
+    </w:p>
+    <w:p>
+      <w:pPr>
+        <w:pStyle w:val="ListBullet"/>
+      </w:pPr>
+      <w:r>
+        <w:rPr>
+          <w:b w:val="0"/>
+        </w:rPr>
+        <w:t>《摄阿毗达摩义论表解-简体-完整版201802》第155页（表/图版（缘表·结构图））：![课件原图·《摄阿毗达摩义论表解-简体-完整版201802》·第155页](课件原图/课件原图_713cfba9_p155.png)</w:t>
+      </w:r>
+    </w:p>
+    <w:p>
+      <w:pPr>
+        <w:pStyle w:val="ListBullet"/>
+      </w:pPr>
+      <w:r>
+        <w:rPr>
+          <w:b w:val="0"/>
+        </w:rPr>
+        <w:t>《摄阿毗达摩义论表解-简体-完整版201802》第156页（表/图版（缘表·结构图））：![课件原图·《摄阿毗达摩义论表解-简体-完整版201802》·第156页](课件原图/课件原图_713cfba9_p156.png)</w:t>
+      </w:r>
+    </w:p>
+    <w:p>
+      <w:pPr>
+        <w:pStyle w:val="ListBullet"/>
+      </w:pPr>
+      <w:r>
+        <w:rPr>
+          <w:b w:val="0"/>
+        </w:rPr>
+        <w:t>《摄阿毗达摩义论表解-简体-完整版201802》第157页（表/图版（缘表·结构图））：![课件原图·《摄阿毗达摩义论表解-简体-完整版201802》·第157页](课件原图/课件原图_713cfba9_p157.png)</w:t>
+      </w:r>
+    </w:p>
+    <w:p>
+      <w:pPr>
+        <w:pStyle w:val="ListBullet"/>
+      </w:pPr>
+      <w:r>
+        <w:rPr>
+          <w:b w:val="0"/>
+        </w:rPr>
+        <w:t>《摄阿毗达摩义论表解-简体-完整版201802》第158页（表/图版（缘表·结构图））：![课件原图·《摄阿毗达摩义论表解-简体-完整版201802》·第158页](课件原图/课件原图_713cfba9_p158.png)</w:t>
+      </w:r>
+    </w:p>
+    <w:p>
+      <w:pPr>
+        <w:pStyle w:val="ListBullet"/>
+      </w:pPr>
+      <w:r>
+        <w:rPr>
+          <w:b w:val="0"/>
+        </w:rPr>
+        <w:t>《摄阿毗达摩义论表解-简体-完整版201802》第160页（表/图版（缘表·结构图））：![课件原图·《摄阿毗达摩义论表解-简体-完整版201802》·第160页](课件原图/课件原图_713cfba9_p160.png)</w:t>
+      </w:r>
+    </w:p>
+    <w:p>
+      <w:pPr>
+        <w:pStyle w:val="ListBullet"/>
+      </w:pPr>
+      <w:r>
+        <w:rPr>
+          <w:b w:val="0"/>
+        </w:rPr>
+        <w:t>《摄阿毗达摩义论表解-简体-完整版201802》第161页（表/图版（缘表·结构图））：![课件原图·《摄阿毗达摩义论表解-简体-完整版201802》·第161页](课件原图/课件原图_713cfba9_p161.png)</w:t>
+      </w:r>
+    </w:p>
+    <w:p>
+      <w:pPr>
+        <w:pStyle w:val="ListBullet"/>
+      </w:pPr>
+      <w:r>
+        <w:rPr>
+          <w:b w:val="0"/>
+        </w:rPr>
+        <w:t>《摄阿毗达摩义论表解-简体-完整版201802》第162页（表/图版（缘表·结构图））：![课件原图·《摄阿毗达摩义论表解-简体-完整版201802》·第162页](课件原图/课件原图_713cfba9_p162.png)</w:t>
+      </w:r>
+    </w:p>
+    <w:p>
+      <w:pPr>
+        <w:pStyle w:val="ListBullet"/>
+      </w:pPr>
+      <w:r>
+        <w:rPr>
+          <w:b w:val="0"/>
+        </w:rPr>
+        <w:t>《摄阿毗达摩义论表解-简体-完整版201802》第163页（表/图版（缘表·结构图））：![课件原图·《摄阿毗达摩义论表解-简体-完整版201802》·第163页](课件原图/课件原图_713cfba9_p163.png)</w:t>
+      </w:r>
+    </w:p>
+    <w:p>
+      <w:pPr>
+        <w:pStyle w:val="ListBullet"/>
+      </w:pPr>
+      <w:r>
+        <w:rPr>
+          <w:b w:val="0"/>
+        </w:rPr>
+        <w:t>《摄阿毗达摩义论表解-简体-完整版201802》第164页（表/图版（缘表·结构图））：![课件原图·《摄阿毗达摩义论表解-简体-完整版201802》·第164页](课件原图/课件原图_713cfba9_p164.png)</w:t>
+      </w:r>
+    </w:p>
+    <w:p>
+      <w:pPr>
+        <w:pStyle w:val="ListBullet"/>
+      </w:pPr>
+      <w:r>
+        <w:rPr>
+          <w:b w:val="0"/>
+        </w:rPr>
+        <w:t>《摄阿毗达摩义论表解-简体-完整版201802》第165页（表/图版（缘表·结构图））：![课件原图·《摄阿毗达摩义论表解-简体-完整版201802》·第165页](课件原图/课件原图_713cfba9_p165.png)</w:t>
+      </w:r>
+    </w:p>
+    <w:p>
+      <w:pPr>
+        <w:pStyle w:val="ListBullet"/>
+      </w:pPr>
+      <w:r>
+        <w:rPr>
+          <w:b w:val="0"/>
+        </w:rPr>
+        <w:t>《摄阿毗达摩义论表解-简体-完整版201802》第166页（表/图版（缘表·结构图））：![课件原图·《摄阿毗达摩义论表解-简体-完整版201802》·第166页](课件原图/课件原图_713cfba9_p166.png)</w:t>
+      </w:r>
+    </w:p>
+    <w:p>
+      <w:pPr>
+        <w:pStyle w:val="ListBullet"/>
+      </w:pPr>
+      <w:r>
+        <w:rPr>
+          <w:b w:val="0"/>
+        </w:rPr>
+        <w:t>《摄阿毗达摩义论表解-简体-完整版201802》第167页（表/图版（缘表·结构图））：![课件原图·《摄阿毗达摩义论表解-简体-完整版201802》·第167页](课件原图/课件原图_713cfba9_p167.png)</w:t>
+      </w:r>
+    </w:p>
+    <w:p>
+      <w:pPr>
+        <w:pStyle w:val="ListBullet"/>
+      </w:pPr>
+      <w:r>
+        <w:rPr>
+          <w:b w:val="0"/>
+        </w:rPr>
+        <w:t>《摄阿毗达摩义论表解-简体-完整版201802》第170页（表/图版（缘表·结构图））：![课件原图·《摄阿毗达摩义论表解-简体-完整版201802》·第170页](课件原图/课件原图_713cfba9_p170.png)</w:t>
+      </w:r>
+    </w:p>
+    <w:p>
+      <w:pPr>
+        <w:pStyle w:val="ListBullet"/>
+      </w:pPr>
+      <w:r>
+        <w:rPr>
+          <w:b w:val="0"/>
+        </w:rPr>
+        <w:t>《摄阿毗达摩义论表解-简体-完整版201802》第171页（表/图版（缘表·结构图））：![课件原图·《摄阿毗达摩义论表解-简体-完整版201802》·第171页](课件原图/课件原图_713cfba9_p171.png)</w:t>
+      </w:r>
+    </w:p>
+    <w:p>
+      <w:pPr>
+        <w:pStyle w:val="ListBullet"/>
+      </w:pPr>
+      <w:r>
+        <w:rPr>
+          <w:b w:val="0"/>
+        </w:rPr>
+        <w:t>《摄阿毗达摩义论表解-简体-完整版201802》第172页（表/图版（缘表·结构图））：![课件原图·《摄阿毗达摩义论表解-简体-完整版201802》·第172页](课件原图/课件原图_713cfba9_p172.png)</w:t>
+      </w:r>
+    </w:p>
+    <w:p>
+      <w:pPr>
+        <w:pStyle w:val="ListBullet"/>
+      </w:pPr>
+      <w:r>
+        <w:rPr>
+          <w:b w:val="0"/>
+        </w:rPr>
+        <w:t>《摄阿毗达摩义论表解-简体-完整版201802》第173页（表/图版（缘表·结构图））：![课件原图·《摄阿毗达摩义论表解-简体-完整版201802》·第173页](课件原图/课件原图_713cfba9_p173.png)</w:t>
+      </w:r>
+    </w:p>
+    <w:p>
+      <w:pPr>
+        <w:pStyle w:val="ListBullet"/>
+      </w:pPr>
+      <w:r>
+        <w:rPr>
+          <w:b w:val="0"/>
+        </w:rPr>
+        <w:t>《摄阿毗达摩义论表解-简体-完整版201802》第175页（表/图版（缘表·结构图））：![课件原图·《摄阿毗达摩义论表解-简体-完整版201802》·第175页](课件原图/课件原图_713cfba9_p175.png)</w:t>
+      </w:r>
+    </w:p>
+    <w:p>
+      <w:pPr>
+        <w:pStyle w:val="ListBullet"/>
+      </w:pPr>
+      <w:r>
+        <w:rPr>
+          <w:b w:val="0"/>
+        </w:rPr>
+        <w:t>《摄阿毗达摩义论表解-简体-完整版201802》第177页（表/图版（缘表·结构图））：![课件原图·《摄阿毗达摩义论表解-简体-完整版201802》·第177页](课件原图/课件原图_713cfba9_p177.png)</w:t>
+      </w:r>
+    </w:p>
+    <w:p>
+      <w:pPr>
+        <w:pStyle w:val="ListBullet"/>
+      </w:pPr>
+      <w:r>
+        <w:rPr>
+          <w:b w:val="0"/>
+        </w:rPr>
+        <w:t>《摄阿毗达摩义论表解-简体-完整版201802》第180页（表/图版（缘表·结构图））：![课件原图·《摄阿毗达摩义论表解-简体-完整版201802》·第180页](课件原图/课件原图_713cfba9_p180.png)</w:t>
+      </w:r>
+    </w:p>
+    <w:p>
+      <w:pPr>
+        <w:pStyle w:val="ListBullet"/>
+      </w:pPr>
+      <w:r>
+        <w:rPr>
+          <w:b w:val="0"/>
+        </w:rPr>
+        <w:t>《摄阿毗达摩义论表解-简体-完整版201802》第182页（表/图版（缘表·结构图））：![课件原图·《摄阿毗达摩义论表解-简体-完整版201802》·第182页](课件原图/课件原图_713cfba9_p182.png)</w:t>
+      </w:r>
+    </w:p>
+    <w:p>
+      <w:pPr>
+        <w:pStyle w:val="ListBullet"/>
+      </w:pPr>
+      <w:r>
+        <w:rPr>
+          <w:b w:val="0"/>
+        </w:rPr>
+        <w:t>《摄阿毗达摩义论表解-简体-完整版201802》第184页（表/图版（缘表·结构图））：![课件原图·《摄阿毗达摩义论表解-简体-完整版201802》·第184页](课件原图/课件原图_713cfba9_p184.png)</w:t>
+      </w:r>
+    </w:p>
+    <w:p>
+      <w:pPr>
+        <w:pStyle w:val="ListBullet"/>
+      </w:pPr>
+      <w:r>
+        <w:rPr>
+          <w:b w:val="0"/>
+        </w:rPr>
+        <w:t>《摄阿毗达摩义论表解-简体-完整版201802》第186页（表/图版（缘表·结构图））：![课件原图·《摄阿毗达摩义论表解-简体-完整版201802》·第186页](课件原图/课件原图_713cfba9_p186.png)</w:t>
+      </w:r>
+    </w:p>
+    <w:p>
+      <w:pPr>
+        <w:pStyle w:val="ListBullet"/>
+      </w:pPr>
+      <w:r>
+        <w:rPr>
+          <w:b w:val="0"/>
+        </w:rPr>
+        <w:t>《摄阿毗达摩义论表解-简体-完整版201802》第187页（表/图版（缘表·结构图））：![课件原图·《摄阿毗达摩义论表解-简体-完整版201802》·第187页](课件原图/课件原图_713cfba9_p187.png)</w:t>
+      </w:r>
+    </w:p>
+    <w:p>
+      <w:pPr>
+        <w:pStyle w:val="ListBullet"/>
+      </w:pPr>
+      <w:r>
+        <w:rPr>
+          <w:b w:val="0"/>
+        </w:rPr>
+        <w:t>《摄阿毗达摩义论表解-简体-完整版201802》第188页（表/图版（缘表·结构图））：![课件原图·《摄阿毗达摩义论表解-简体-完整版201802》·第188页](课件原图/课件原图_713cfba9_p188.png)</w:t>
+      </w:r>
+    </w:p>
+    <w:p>
+      <w:pPr>
+        <w:pStyle w:val="ListBullet"/>
+      </w:pPr>
+      <w:r>
+        <w:rPr>
+          <w:b w:val="0"/>
+        </w:rPr>
+        <w:t>《摄阿毗达摩义论表解-简体-完整版201802》第189页（表/图版（缘表·结构图））：![课件原图·《摄阿毗达摩义论表解-简体-完整版201802》·第189页](课件原图/课件原图_713cfba9_p189.png)</w:t>
+      </w:r>
+    </w:p>
+    <w:p>
+      <w:pPr>
+        <w:pStyle w:val="ListBullet"/>
+      </w:pPr>
+      <w:r>
+        <w:rPr>
+          <w:b w:val="0"/>
+        </w:rPr>
+        <w:t>《摄阿毗达摩义论表解-简体-完整版201802》第190页（表/图版（缘表·结构图））：![课件原图·《摄阿毗达摩义论表解-简体-完整版201802》·第190页](课件原图/课件原图_713cfba9_p190.png)</w:t>
+      </w:r>
+    </w:p>
+    <w:p>
+      <w:pPr>
+        <w:pStyle w:val="ListBullet"/>
+      </w:pPr>
+      <w:r>
+        <w:rPr>
+          <w:b w:val="0"/>
+        </w:rPr>
+        <w:t>《摄阿毗达摩义论表解-简体-完整版201802》第191页（表/图版（缘表·结构图））：![课件原图·《摄阿毗达摩义论表解-简体-完整版201802》·第191页](课件原图/课件原图_713cfba9_p191.png)</w:t>
+      </w:r>
+    </w:p>
+    <w:p>
+      <w:pPr>
+        <w:pStyle w:val="ListBullet"/>
+      </w:pPr>
+      <w:r>
+        <w:rPr>
+          <w:b w:val="0"/>
+        </w:rPr>
+        <w:t>《摄阿毗达摩义论表解-简体-完整版201802》第192页（表/图版（缘表·结构图））：![课件原图·《摄阿毗达摩义论表解-简体-完整版201802》·第192页](课件原图/课件原图_713cfba9_p192.png)</w:t>
+      </w:r>
+    </w:p>
+    <w:p>
+      <w:pPr>
+        <w:pStyle w:val="ListBullet"/>
+      </w:pPr>
+      <w:r>
+        <w:rPr>
+          <w:b w:val="0"/>
+        </w:rPr>
+        <w:t>《摄阿毗达摩义论表解-简体-完整版201802》第193页（表/图版（缘表·结构图））：![课件原图·《摄阿毗达摩义论表解-简体-完整版201802》·第193页](课件原图/课件原图_713cfba9_p193.png)</w:t>
+      </w:r>
+    </w:p>
+    <w:p>
+      <w:pPr>
+        <w:pStyle w:val="ListBullet"/>
+      </w:pPr>
+      <w:r>
+        <w:rPr>
+          <w:b w:val="0"/>
+        </w:rPr>
+        <w:t>《摄阿毗达摩义论表解-简体-完整版201802》第194页（表/图版（缘表·结构图））：![课件原图·《摄阿毗达摩义论表解-简体-完整版201802》·第194页](课件原图/课件原图_713cfba9_p194.png)</w:t>
+      </w:r>
+    </w:p>
+    <w:p>
+      <w:pPr>
+        <w:pStyle w:val="ListBullet"/>
+      </w:pPr>
+      <w:r>
+        <w:rPr>
+          <w:b w:val="0"/>
+        </w:rPr>
+        <w:t>《摄阿毗达摩义论表解-简体-完整版201802》第195页（表/图版（缘表·结构图））：![课件原图·《摄阿毗达摩义论表解-简体-完整版201802》·第195页](课件原图/课件原图_713cfba9_p195.png)</w:t>
+      </w:r>
+    </w:p>
+    <w:p>
+      <w:pPr>
+        <w:pStyle w:val="ListBullet"/>
+      </w:pPr>
+      <w:r>
+        <w:rPr>
+          <w:b w:val="0"/>
+        </w:rPr>
+        <w:t>《摄阿毗达摩义论表解-简体-完整版201802》第196页（表/图版（缘表·结构图））：![课件原图·《摄阿毗达摩义论表解-简体-完整版201802》·第196页](课件原图/课件原图_713cfba9_p196.png)</w:t>
+      </w:r>
+    </w:p>
+    <w:p>
+      <w:pPr>
+        <w:pStyle w:val="ListBullet"/>
+      </w:pPr>
+      <w:r>
+        <w:rPr>
+          <w:b w:val="0"/>
+        </w:rPr>
+        <w:t>《摄阿毗达摩义论表解-简体-完整版201802》第199页（表/图版（缘表·结构图））：![课件原图·《摄阿毗达摩义论表解-简体-完整版201802》·第199页](课件原图/课件原图_713cfba9_p199.png)</w:t>
+      </w:r>
+    </w:p>
+    <w:p>
+      <w:pPr>
+        <w:pStyle w:val="ListBullet"/>
+      </w:pPr>
+      <w:r>
+        <w:rPr>
+          <w:b w:val="0"/>
+        </w:rPr>
+        <w:t>《摄阿毗达摩义论表解-简体-完整版201802》第200页（表/图版（缘表·结构图））：![课件原图·《摄阿毗达摩义论表解-简体-完整版201802》·第200页](课件原图/课件原图_713cfba9_p200.png)</w:t>
+      </w:r>
+    </w:p>
+    <w:p>
+      <w:pPr>
+        <w:pStyle w:val="ListBullet"/>
+      </w:pPr>
+      <w:r>
+        <w:rPr>
+          <w:b w:val="0"/>
+        </w:rPr>
+        <w:t>《摄阿毗达摩义论表解-简体-完整版201802》第201页（表/图版（缘表·结构图））：![课件原图·《摄阿毗达摩义论表解-简体-完整版201802》·第201页](课件原图/课件原图_713cfba9_p201.png)</w:t>
+      </w:r>
+    </w:p>
+    <w:p>
+      <w:pPr>
+        <w:pStyle w:val="ListBullet"/>
+      </w:pPr>
+      <w:r>
+        <w:rPr>
+          <w:b w:val="0"/>
+        </w:rPr>
+        <w:t>《摄阿毗达摩义论表解-简体-完整版201802》第202页（表/图版（缘表·结构图））：![课件原图·《摄阿毗达摩义论表解-简体-完整版201802》·第202页](课件原图/课件原图_713cfba9_p202.png)</w:t>
+      </w:r>
+    </w:p>
+    <w:p>
+      <w:pPr>
+        <w:pStyle w:val="ListBullet"/>
+      </w:pPr>
+      <w:r>
+        <w:rPr>
+          <w:b w:val="0"/>
+        </w:rPr>
+        <w:t>《摄阿毗达摩义论表解-简体-完整版201802》第203页（表/图版（缘表·结构图））：![课件原图·《摄阿毗达摩义论表解-简体-完整版201802》·第203页](课件原图/课件原图_713cfba9_p203.png)</w:t>
+      </w:r>
+    </w:p>
+    <w:p>
+      <w:pPr>
+        <w:pStyle w:val="ListBullet"/>
+      </w:pPr>
+      <w:r>
+        <w:rPr>
+          <w:b w:val="0"/>
+        </w:rPr>
+        <w:t>《摄阿毗达摩义论表解-简体-完整版201802》第204页（表/图版（缘表·结构图））：![课件原图·《摄阿毗达摩义论表解-简体-完整版201802》·第204页](课件原图/课件原图_713cfba9_p204.png)</w:t>
+      </w:r>
+    </w:p>
+    <w:p>
+      <w:pPr>
+        <w:pStyle w:val="ListBullet"/>
+      </w:pPr>
+      <w:r>
+        <w:rPr>
+          <w:b w:val="0"/>
+        </w:rPr>
+        <w:t>《摄阿毗达摩义论表解-简体-完整版201802》第206页（表/图版（缘表·结构图））：![课件原图·《摄阿毗达摩义论表解-简体-完整版201802》·第206页](课件原图/课件原图_713cfba9_p206.png)</w:t>
+      </w:r>
+    </w:p>
+    <w:p>
+      <w:pPr>
+        <w:pStyle w:val="ListBullet"/>
+      </w:pPr>
+      <w:r>
+        <w:rPr>
+          <w:b w:val="0"/>
+        </w:rPr>
+        <w:t>《摄阿毗达摩义论表解-简体-完整版201802》第207页（表/图版（缘表·结构图））：![课件原图·《摄阿毗达摩义论表解-简体-完整版201802》·第207页](课件原图/课件原图_713cfba9_p207.png)</w:t>
+      </w:r>
+    </w:p>
+    <w:p>
+      <w:pPr>
+        <w:pStyle w:val="ListBullet"/>
+      </w:pPr>
+      <w:r>
+        <w:rPr>
+          <w:b w:val="0"/>
+        </w:rPr>
+        <w:t>《摄阿毗达摩义论表解-简体-完整版201802》第208页（表/图版（缘表·结构图））：![课件原图·《摄阿毗达摩义论表解-简体-完整版201802》·第208页](课件原图/课件原图_713cfba9_p208.png)</w:t>
+      </w:r>
+    </w:p>
+    <w:p>
+      <w:pPr>
+        <w:pStyle w:val="ListBullet"/>
+      </w:pPr>
+      <w:r>
+        <w:rPr>
+          <w:b w:val="0"/>
+        </w:rPr>
+        <w:t>《摄阿毗达摩义论表解-简体-完整版201802》第209页（表/图版（缘表·结构图））：![课件原图·《摄阿毗达摩义论表解-简体-完整版201802》·第209页](课件原图/课件原图_713cfba9_p209.png)</w:t>
+      </w:r>
+    </w:p>
+    <w:p>
+      <w:pPr>
+        <w:pStyle w:val="ListBullet"/>
+      </w:pPr>
+      <w:r>
+        <w:rPr>
+          <w:b w:val="0"/>
+        </w:rPr>
+        <w:t>《摄阿毗达摩义论表解-简体-完整版201802》第211页（表/图版（缘表·结构图））：![课件原图·《摄阿毗达摩义论表解-简体-完整版201802》·第211页](课件原图/课件原图_713cfba9_p211.png)</w:t>
+      </w:r>
+    </w:p>
+    <w:p>
+      <w:pPr>
+        <w:pStyle w:val="ListBullet"/>
+      </w:pPr>
+      <w:r>
+        <w:rPr>
+          <w:b w:val="0"/>
+        </w:rPr>
+        <w:t>《摄阿毗达摩义论表解-简体-完整版201802》第212页（表/图版（缘表·结构图））：![课件原图·《摄阿毗达摩义论表解-简体-完整版201802》·第212页](课件原图/课件原图_713cfba9_p212.png)</w:t>
+      </w:r>
+    </w:p>
+    <w:p>
+      <w:pPr>
+        <w:pStyle w:val="ListBullet"/>
+      </w:pPr>
+      <w:r>
+        <w:rPr>
+          <w:b w:val="0"/>
+        </w:rPr>
+        <w:t>《摄阿毗达摩义论表解-简体-完整版201802》第213页（表/图版（缘表·结构图））：![课件原图·《摄阿毗达摩义论表解-简体-完整版201802》·第213页](课件原图/课件原图_713cfba9_p213.png)</w:t>
+      </w:r>
+    </w:p>
+    <w:p>
+      <w:pPr>
+        <w:pStyle w:val="ListBullet"/>
+      </w:pPr>
+      <w:r>
+        <w:rPr>
+          <w:b w:val="0"/>
+        </w:rPr>
+        <w:t>《摄阿毗达摩义论表解-简体-完整版201802》第214页（表/图版（缘表·结构图））：![课件原图·《摄阿毗达摩义论表解-简体-完整版201802》·第214页](课件原图/课件原图_713cfba9_p214.png)</w:t>
+      </w:r>
+    </w:p>
+    <w:p>
+      <w:pPr>
+        <w:pStyle w:val="ListBullet"/>
+      </w:pPr>
+      <w:r>
+        <w:rPr>
+          <w:b w:val="0"/>
+        </w:rPr>
+        <w:t>《摄阿毗达摩义论表解-简体-完整版201802》第215页（表/图版（缘表·结构图））：![课件原图·《摄阿毗达摩义论表解-简体-完整版201802》·第215页](课件原图/课件原图_713cfba9_p215.png)</w:t>
+      </w:r>
+    </w:p>
+    <w:p>
+      <w:pPr>
+        <w:pStyle w:val="ListBullet"/>
+      </w:pPr>
+      <w:r>
+        <w:rPr>
+          <w:b w:val="0"/>
+        </w:rPr>
+        <w:t>《摄阿毗达摩义论表解-简体-完整版201802》第216页（表/图版（缘表·结构图））：![课件原图·《摄阿毗达摩义论表解-简体-完整版201802》·第216页](课件原图/课件原图_713cfba9_p216.png)</w:t>
+      </w:r>
+    </w:p>
+    <w:p>
+      <w:pPr>
+        <w:pStyle w:val="ListBullet"/>
+      </w:pPr>
+      <w:r>
+        <w:rPr>
+          <w:b w:val="0"/>
+        </w:rPr>
+        <w:t>《摄阿毗达摩义论表解-简体-完整版201802》第217页（表/图版（缘表·结构图））：![课件原图·《摄阿毗达摩义论表解-简体-完整版201802》·第217页](课件原图/课件原图_713cfba9_p217.png)</w:t>
+      </w:r>
+    </w:p>
+    <w:p>
+      <w:pPr>
+        <w:pStyle w:val="ListBullet"/>
+      </w:pPr>
+      <w:r>
+        <w:rPr>
+          <w:b w:val="0"/>
+        </w:rPr>
+        <w:t>《摄阿毗达摩义论表解-简体-完整版201802》第218页（表/图版（缘表·结构图））：![课件原图·《摄阿毗达摩义论表解-简体-完整版201802》·第218页](课件原图/课件原图_713cfba9_p218.png)</w:t>
+      </w:r>
+    </w:p>
+    <w:p>
+      <w:pPr>
+        <w:pStyle w:val="ListBullet"/>
+      </w:pPr>
+      <w:r>
+        <w:rPr>
+          <w:b w:val="0"/>
+        </w:rPr>
+        <w:t>《摄阿毗达摩义论表解-简体-完整版201802》第219页（表/图版（缘表·结构图））：![课件原图·《摄阿毗达摩义论表解-简体-完整版201802》·第219页](课件原图/课件原图_713cfba9_p219.png)</w:t>
+      </w:r>
+    </w:p>
+    <w:p>
+      <w:pPr>
+        <w:pStyle w:val="ListBullet"/>
+      </w:pPr>
+      <w:r>
+        <w:rPr>
+          <w:b w:val="0"/>
+        </w:rPr>
+        <w:t>《摄阿毗达摩义论表解-简体-完整版201802》第221页（表/图版（缘表·结构图））：![课件原图·《摄阿毗达摩义论表解-简体-完整版201802》·第221页](课件原图/课件原图_713cfba9_p221.png)</w:t>
+      </w:r>
+    </w:p>
+    <w:p>
+      <w:pPr>
+        <w:pStyle w:val="ListBullet"/>
+      </w:pPr>
+      <w:r>
+        <w:rPr>
+          <w:b w:val="0"/>
+        </w:rPr>
+        <w:t>《摄阿毗达摩义论表解-简体-完整版201802》第222页（表/图版（缘表·结构图））：![课件原图·《摄阿毗达摩义论表解-简体-完整版201802》·第222页](课件原图/课件原图_713cfba9_p222.png)</w:t>
+      </w:r>
+    </w:p>
+    <w:p>
+      <w:pPr>
+        <w:pStyle w:val="ListBullet"/>
+      </w:pPr>
+      <w:r>
+        <w:rPr>
+          <w:b w:val="0"/>
+        </w:rPr>
+        <w:t>《摄阿毗达摩义论表解-简体-完整版201802》第223页（表/图版（缘表·结构图））：![课件原图·《摄阿毗达摩义论表解-简体-完整版201802》·第223页](课件原图/课件原图_713cfba9_p223.png)</w:t>
+      </w:r>
+    </w:p>
+    <w:p>
+      <w:pPr>
+        <w:pStyle w:val="ListBullet"/>
+      </w:pPr>
+      <w:r>
+        <w:rPr>
+          <w:b w:val="0"/>
+        </w:rPr>
+        <w:t>《摄阿毗达摩义论表解-简体-完整版201802》第224页（表/图版（缘表·结构图））：![课件原图·《摄阿毗达摩义论表解-简体-完整版201802》·第224页](课件原图/课件原图_713cfba9_p224.png)</w:t>
+      </w:r>
+    </w:p>
+    <w:p>
+      <w:pPr>
+        <w:pStyle w:val="ListBullet"/>
+      </w:pPr>
+      <w:r>
+        <w:rPr>
+          <w:b w:val="0"/>
+        </w:rPr>
+        <w:t>《摄阿毗达摩义论表解-简体-完整版201802》第225页（表/图版（缘表·结构图））：![课件原图·《摄阿毗达摩义论表解-简体-完整版201802》·第225页](课件原图/课件原图_713cfba9_p225.png)</w:t>
+      </w:r>
+    </w:p>
+    <w:p>
+      <w:pPr>
+        <w:pStyle w:val="ListBullet"/>
+      </w:pPr>
+      <w:r>
+        <w:rPr>
+          <w:b w:val="0"/>
+        </w:rPr>
+        <w:t>《摄阿毗达摩义论表解-简体-完整版201802》第226页（表/图版（缘表·结构图））：![课件原图·《摄阿毗达摩义论表解-简体-完整版201802》·第226页](课件原图/课件原图_713cfba9_p226.png)</w:t>
+      </w:r>
+    </w:p>
+    <w:p>
+      <w:pPr>
+        <w:pStyle w:val="ListBullet"/>
+      </w:pPr>
+      <w:r>
+        <w:rPr>
+          <w:b w:val="0"/>
+        </w:rPr>
+        <w:t>《摄阿毗达摩义论表解-简体-完整版201802》第227页（表/图版（缘表·结构图））：![课件原图·《摄阿毗达摩义论表解-简体-完整版201802》·第227页](课件原图/课件原图_713cfba9_p227.png)</w:t>
+      </w:r>
+    </w:p>
+    <w:p>
+      <w:pPr>
+        <w:pStyle w:val="ListBullet"/>
+      </w:pPr>
+      <w:r>
+        <w:rPr>
+          <w:b w:val="0"/>
+        </w:rPr>
+        <w:t>《摄阿毗达摩义论表解-简体-完整版201802》第228页（表/图版（缘表·结构图））：![课件原图·《摄阿毗达摩义论表解-简体-完整版201802》·第228页](课件原图/课件原图_713cfba9_p228.png)</w:t>
+      </w:r>
+    </w:p>
+    <w:p>
+      <w:pPr>
+        <w:pStyle w:val="ListBullet"/>
+      </w:pPr>
+      <w:r>
+        <w:rPr>
+          <w:b w:val="0"/>
+        </w:rPr>
+        <w:t>《摄阿毗达摩义论表解-简体-完整版201802》第229页（表/图版（缘表·结构图））：![课件原图·《摄阿毗达摩义论表解-简体-完整版201802》·第229页](课件原图/课件原图_713cfba9_p229.png)</w:t>
+      </w:r>
+    </w:p>
+    <w:p>
+      <w:pPr>
+        <w:pStyle w:val="ListBullet"/>
+      </w:pPr>
+      <w:r>
+        <w:rPr>
+          <w:b w:val="0"/>
+        </w:rPr>
+        <w:t>《摄阿毗达摩义论表解-简体-完整版201802》第230页（表/图版（缘表·结构图））：![课件原图·《摄阿毗达摩义论表解-简体-完整版201802》·第230页](课件原图/课件原图_713cfba9_p230.png)</w:t>
+      </w:r>
+    </w:p>
+    <w:p>
+      <w:pPr>
+        <w:pStyle w:val="ListBullet"/>
+      </w:pPr>
+      <w:r>
+        <w:rPr>
+          <w:b w:val="0"/>
+        </w:rPr>
+        <w:t>《摄阿毗达摩义论表解-简体-完整版201802》第231页（表/图版（缘表·结构图））：![课件原图·《摄阿毗达摩义论表解-简体-完整版201802》·第231页](课件原图/课件原图_713cfba9_p231.png)</w:t>
+      </w:r>
+    </w:p>
+    <w:p>
+      <w:pPr>
+        <w:pStyle w:val="ListBullet"/>
+      </w:pPr>
+      <w:r>
+        <w:rPr>
+          <w:b w:val="0"/>
+        </w:rPr>
+        <w:t>《摄阿毗达摩义论表解-简体-完整版201802》第232页（表/图版（缘表·结构图））：![课件原图·《摄阿毗达摩义论表解-简体-完整版201802》·第232页](课件原图/课件原图_713cfba9_p232.png)</w:t>
+      </w:r>
+    </w:p>
+    <w:p>
+      <w:pPr>
+        <w:pStyle w:val="ListBullet"/>
+      </w:pPr>
+      <w:r>
+        <w:rPr>
+          <w:b w:val="0"/>
+        </w:rPr>
+        <w:t>《摄阿毗达摩义论表解-简体-完整版201802》第233页（表/图版（缘表·结构图））：![课件原图·《摄阿毗达摩义论表解-简体-完整版201802》·第233页](课件原图/课件原图_713cfba9_p233.png)</w:t>
+      </w:r>
+    </w:p>
+    <w:p>
+      <w:pPr>
+        <w:pStyle w:val="ListBullet"/>
+      </w:pPr>
+      <w:r>
+        <w:rPr>
+          <w:b w:val="0"/>
+        </w:rPr>
+        <w:t>《摄阿毗达摩义论表解-简体-完整版201802》第234页（表/图版（缘表·结构图））：![课件原图·《摄阿毗达摩义论表解-简体-完整版201802》·第234页](课件原图/课件原图_713cfba9_p234.png)</w:t>
+      </w:r>
+    </w:p>
+    <w:p>
+      <w:pPr>
+        <w:pStyle w:val="ListBullet"/>
+      </w:pPr>
+      <w:r>
+        <w:rPr>
+          <w:b w:val="0"/>
+        </w:rPr>
+        <w:t>《摄阿毗达摩义论表解-简体-完整版201802》第235页（表/图版（缘表·结构图））：![课件原图·《摄阿毗达摩义论表解-简体-完整版201802》·第235页](课件原图/课件原图_713cfba9_p235.png)</w:t>
+      </w:r>
+    </w:p>
+    <w:p>
+      <w:pPr>
+        <w:pStyle w:val="ListBullet"/>
+      </w:pPr>
+      <w:r>
+        <w:rPr>
+          <w:b w:val="0"/>
+        </w:rPr>
+        <w:t>《摄阿毗达摩义论表解-简体-完整版201802》第236页（表/图版（缘表·结构图））：![课件原图·《摄阿毗达摩义论表解-简体-完整版201802》·第236页](课件原图/课件原图_713cfba9_p236.png)</w:t>
+      </w:r>
+    </w:p>
+    <w:p>
+      <w:pPr>
+        <w:pStyle w:val="ListBullet"/>
+      </w:pPr>
+      <w:r>
+        <w:rPr>
+          <w:b w:val="0"/>
+        </w:rPr>
+        <w:t>《摄阿毗达摩义论表解-简体-完整版201802》第237页（表/图版（缘表·结构图））：![课件原图·《摄阿毗达摩义论表解-简体-完整版201802》·第237页](课件原图/课件原图_713cfba9_p237.png)</w:t>
+      </w:r>
+    </w:p>
+    <w:p>
+      <w:pPr>
+        <w:pStyle w:val="ListBullet"/>
+      </w:pPr>
+      <w:r>
+        <w:rPr>
+          <w:b w:val="0"/>
+        </w:rPr>
+        <w:t>《摄阿毗达摩义论表解-简体-完整版201802》第238页（表/图版（缘表·结构图））：![课件原图·《摄阿毗达摩义论表解-简体-完整版201802》·第238页](课件原图/课件原图_713cfba9_p238.png)</w:t>
+      </w:r>
+    </w:p>
+    <w:p>
+      <w:pPr>
+        <w:pStyle w:val="ListBullet"/>
+      </w:pPr>
+      <w:r>
+        <w:rPr>
+          <w:b w:val="0"/>
+        </w:rPr>
+        <w:t>《摄阿毗达摩义论表解-简体-完整版201802》第239页（表/图版（缘表·结构图））：![课件原图·《摄阿毗达摩义论表解-简体-完整版201802》·第239页](课件原图/课件原图_713cfba9_p239.png)</w:t>
+      </w:r>
+    </w:p>
+    <w:p>
+      <w:pPr>
+        <w:pStyle w:val="ListBullet"/>
+      </w:pPr>
+      <w:r>
+        <w:rPr>
+          <w:b w:val="0"/>
+        </w:rPr>
+        <w:t>《摄阿毗达摩义论表解-简体-完整版201802》第240页（表/图版（缘表·结构图））：![课件原图·《摄阿毗达摩义论表解-简体-完整版201802》·第240页](课件原图/课件原图_713cfba9_p240.png)</w:t>
+      </w:r>
+    </w:p>
+    <w:p>
+      <w:pPr>
+        <w:pStyle w:val="ListBullet"/>
+      </w:pPr>
+      <w:r>
+        <w:rPr>
+          <w:b w:val="0"/>
+        </w:rPr>
+        <w:t>《摄阿毗达摩义论表解-简体-完整版201802》第241页（表/图版（缘表·结构图））：![课件原图·《摄阿毗达摩义论表解-简体-完整版201802》·第241页](课件原图/课件原图_713cfba9_p241.png)</w:t>
+      </w:r>
+    </w:p>
+    <w:p>
+      <w:pPr>
+        <w:pStyle w:val="ListBullet"/>
+      </w:pPr>
+      <w:r>
+        <w:rPr>
+          <w:b w:val="0"/>
+        </w:rPr>
+        <w:t>《摄阿毗达摩义论表解-简体-完整版201802》第242页（表/图版（缘表·结构图））：![课件原图·《摄阿毗达摩义论表解-简体-完整版201802》·第242页](课件原图/课件原图_713cfba9_p242.png)</w:t>
+      </w:r>
+    </w:p>
+    <w:p>
+      <w:pPr>
+        <w:pStyle w:val="ListBullet"/>
+      </w:pPr>
+      <w:r>
+        <w:rPr>
+          <w:b w:val="0"/>
+        </w:rPr>
+        <w:t>《摄阿毗达摩义论表解-简体-完整版201802》第243页（表/图版（缘表·结构图））：![课件原图·《摄阿毗达摩义论表解-简体-完整版201802》·第243页](课件原图/课件原图_713cfba9_p243.png)</w:t>
+      </w:r>
+    </w:p>
+    <w:p>
+      <w:pPr>
+        <w:pStyle w:val="ListBullet"/>
+      </w:pPr>
+      <w:r>
+        <w:rPr>
+          <w:b w:val="0"/>
+        </w:rPr>
+        <w:t>《摄阿毗达摩义论表解-简体-完整版201802》第246页（表/图版（缘表·结构图））：![课件原图·《摄阿毗达摩义论表解-简体-完整版201802》·第246页](课件原图/课件原图_713cfba9_p246.png)</w:t>
+      </w:r>
+    </w:p>
+    <w:p>
+      <w:pPr>
+        <w:pStyle w:val="ListBullet"/>
+      </w:pPr>
+      <w:r>
+        <w:rPr>
+          <w:b w:val="0"/>
+        </w:rPr>
+        <w:t>《摄阿毗达摩义论表解-简体-完整版201802》第249页（表/图版（缘表·结构图））：![课件原图·《摄阿毗达摩义论表解-简体-完整版201802》·第249页](课件原图/课件原图_713cfba9_p249.png)</w:t>
+      </w:r>
+    </w:p>
+    <w:p>
+      <w:pPr>
+        <w:pStyle w:val="ListBullet"/>
+      </w:pPr>
+      <w:r>
+        <w:rPr>
+          <w:b w:val="0"/>
+        </w:rPr>
+        <w:t>《摄阿毗达摩义论表解-简体-完整版201802》第254页（表/图版（缘表·结构图））：![课件原图·《摄阿毗达摩义论表解-简体-完整版201802》·第254页](课件原图/课件原图_713cfba9_p254.png)</w:t>
+      </w:r>
+    </w:p>
+    <w:p>
+      <w:pPr>
+        <w:pStyle w:val="ListBullet"/>
+      </w:pPr>
+      <w:r>
+        <w:rPr>
+          <w:b w:val="0"/>
+        </w:rPr>
+        <w:t>《摄阿毗达摩义论表解-简体-完整版201802》第255页（表/图版（缘表·结构图））：![课件原图·《摄阿毗达摩义论表解-简体-完整版201802》·第255页](课件原图/课件原图_713cfba9_p255.png)</w:t>
+      </w:r>
+    </w:p>
+    <w:p>
+      <w:pPr>
+        <w:pStyle w:val="ListBullet"/>
+      </w:pPr>
+      <w:r>
+        <w:rPr>
+          <w:b w:val="0"/>
+        </w:rPr>
+        <w:t>《摄阿毗达摩义论表解-简体-完整版201802》第256页（表/图版（缘表·结构图））：![课件原图·《摄阿毗达摩义论表解-简体-完整版201802》·第256页](课件原图/课件原图_713cfba9_p256.png)</w:t>
+      </w:r>
+    </w:p>
+    <w:p>
+      <w:pPr>
+        <w:pStyle w:val="ListBullet"/>
+      </w:pPr>
+      <w:r>
+        <w:rPr>
+          <w:b w:val="0"/>
+        </w:rPr>
+        <w:t>《摄阿毗达摩义论表解-简体-完整版201802》第260页（表/图版（缘表·结构图））：![课件原图·《摄阿毗达摩义论表解-简体-完整版201802》·第260页](课件原图/课件原图_713cfba9_p260.png)</w:t>
+      </w:r>
+    </w:p>
+    <w:p>
+      <w:pPr>
+        <w:pStyle w:val="ListBullet"/>
+      </w:pPr>
+      <w:r>
+        <w:rPr>
+          <w:b w:val="0"/>
+        </w:rPr>
+        <w:t>《摄阿毗达摩义论表解-简体-完整版201802》第262页（表/图版（缘表·结构图））：![课件原图·《摄阿毗达摩义论表解-简体-完整版201802》·第262页](课件原图/课件原图_713cfba9_p262.png)</w:t>
+      </w:r>
+    </w:p>
+    <w:p>
+      <w:pPr>
+        <w:pStyle w:val="ListBullet"/>
+      </w:pPr>
+      <w:r>
+        <w:rPr>
+          <w:b w:val="0"/>
+        </w:rPr>
+        <w:t>《摄阿毗达摩义论表解-简体-完整版201802》第270页（表/图版（缘表·结构图））：![课件原图·《摄阿毗达摩义论表解-简体-完整版201802》·第270页](课件原图/课件原图_713cfba9_p270.png)</w:t>
+      </w:r>
+    </w:p>
+    <w:p>
+      <w:pPr>
+        <w:pStyle w:val="ListBullet"/>
+      </w:pPr>
+      <w:r>
+        <w:rPr>
+          <w:b w:val="0"/>
+        </w:rPr>
+        <w:t>《摄阿毗达摩义论表解-简体-完整版201802》第279页（表/图版（缘表·结构图））：![课件原图·《摄阿毗达摩义论表解-简体-完整版201802》·第279页](课件原图/课件原图_713cfba9_p279.png)</w:t>
+      </w:r>
+    </w:p>
+    <w:p>
+      <w:pPr>
+        <w:pStyle w:val="ListBullet"/>
+      </w:pPr>
+      <w:r>
+        <w:rPr>
+          <w:b w:val="0"/>
+        </w:rPr>
+        <w:t>《摄阿毗达摩义论表解-简体-完整版201802》第289页（表/图版（缘表·结构图））：![课件原图·《摄阿毗达摩义论表解-简体-完整版201802》·第289页](课件原图/课件原图_713cfba9_p289.png)</w:t>
+      </w:r>
+    </w:p>
+    <w:p>
+      <w:pPr>
+        <w:pStyle w:val="ListBullet"/>
+      </w:pPr>
+      <w:r>
+        <w:rPr>
+          <w:b w:val="0"/>
+        </w:rPr>
+        <w:t>《摄阿毗达摩义论表解-简体-完整版201802》第363页（表/图版（缘表·结构图））：![课件原图·《摄阿毗达摩义论表解-简体-完整版201802》·第363页](课件原图/课件原图_713cfba9_p363.png)</w:t>
+      </w:r>
+    </w:p>
+    <w:p>
+      <w:pPr>
+        <w:pStyle w:val="ListBullet"/>
+      </w:pPr>
+      <w:r>
+        <w:rPr>
+          <w:b w:val="0"/>
+        </w:rPr>
+        <w:t>《摄阿毗达摩义论表解-简体-完整版201802》第389页（表/图版（缘表·结构图））：![课件原图·《摄阿毗达摩义论表解-简体-完整版201802》·第389页](课件原图/课件原图_713cfba9_p389.png)</w:t>
+      </w:r>
+    </w:p>
+    <w:p>
+      <w:pPr>
+        <w:pStyle w:val="ListBullet"/>
+      </w:pPr>
+      <w:r>
+        <w:rPr>
+          <w:b w:val="0"/>
+        </w:rPr>
+        <w:t>《摄阿毗达摩义论表解-简体-完整版201802》第419页（表/图版（缘表·结构图））：![课件原图·《摄阿毗达摩义论表解-简体-完整版201802》·第419页](课件原图/课件原图_713cfba9_p419.png)</w:t>
+      </w:r>
+    </w:p>
+    <w:p>
+      <w:pPr>
+        <w:pStyle w:val="ListBullet"/>
+      </w:pPr>
+      <w:r>
+        <w:rPr>
+          <w:b w:val="0"/>
+        </w:rPr>
+        <w:t>《如来禅修学体系41-摄心分别3（课件）》第3页（结构图/表格）：![课件原图·《如来禅修学体系41-摄心分别3（课件）》·第3页](课件原图/课件原图_8ca22c51_p03.png)</w:t>
+      </w:r>
+    </w:p>
+    <w:p>
+      <w:pPr>
+        <w:pStyle w:val="ListBullet"/>
+      </w:pPr>
+      <w:r>
+        <w:rPr>
+          <w:b w:val="0"/>
+        </w:rPr>
+        <w:t>《如来禅修学体系41-摄心分别3（课件）》第4页（结构图/表格）：![课件原图·《如来禅修学体系41-摄心分别3（课件）》·第4页](课件原图/课件原图_8ca22c51_p04.png)</w:t>
+      </w:r>
+    </w:p>
+    <w:p>
+      <w:pPr>
+        <w:pStyle w:val="ListBullet"/>
+      </w:pPr>
+      <w:r>
+        <w:rPr>
+          <w:b w:val="0"/>
+        </w:rPr>
+        <w:t>《如来禅修学体系41-摄心分别3（课件）》第5页（结构图/表格）：![课件原图·《如来禅修学体系41-摄心分别3（课件）》·第5页](课件原图/课件原图_8ca22c51_p05.png)</w:t>
+      </w:r>
+    </w:p>
+    <w:p>
+      <w:pPr>
+        <w:pStyle w:val="ListBullet"/>
+      </w:pPr>
+      <w:r>
+        <w:rPr>
+          <w:b w:val="0"/>
+        </w:rPr>
+        <w:t>《阿毗达摩轻松谈》：（本册为文字页，无图形页）</w:t>
       </w:r>
     </w:p>
     <w:sectPr>

--- a/交付成果/第三轮修订版/第三轮4周版/读书会14_阿毗达摩基础_4周资料包（第三版修订）/Word版/第2周_善不善心与心所总说_主持人版.docx
+++ b/交付成果/第三轮修订版/第三轮4周版/读书会14_阿毗达摩基础_4周资料包（第三版修订）/Word版/第2周_善不善心与心所总说_主持人版.docx
@@ -15569,12 +15569,18 @@
         </w:rPr>
         <w:t>（自知识库媒体导出后 pymupdf 渲染，最大宽约 1200px），供投屏或板书对照；每页标注源材料与页码。《共读原文》文字一字未改。</w:t>
       </w:r>
-    </w:p>
-    <w:p>
       <w:r>
         <w:rPr>
           <w:b/>
         </w:rPr>
+        <w:t>（本册图形页已按第三轮指令收敛为 ≤10 页，取各源材料代表性图形页；完整图形页清单见源 PDF。）</w:t>
+      </w:r>
+    </w:p>
+    <w:p>
+      <w:r>
+        <w:rPr>
+          <w:b/>
+        </w:rPr>
         <w:t>拼版总图（整册缩略·目视定位用）</w:t>
       </w:r>
     </w:p>
@@ -15586,7 +15592,7 @@
         <w:rPr>
           <w:b w:val="0"/>
         </w:rPr>
-        <w:t>《如来禅修学体系40-摄心分别2（课件）》：![拼版总图·《如来禅修学体系40-摄心分别2（课件）》](课件原图/拼版_601ebe46.png)</w:t>
+        <w:t>《如来禅修学体系40-摄心分别2（课件）》：![拼版总图·《如来禅修学体系40-摄心分别2（课件）》](课件原图/拼版_601ebe46.jpg)</w:t>
       </w:r>
     </w:p>
     <w:p>
@@ -15597,7 +15603,7 @@
         <w:rPr>
           <w:b w:val="0"/>
         </w:rPr>
-        <w:t>《阿毗达摩讲要(中)·第11讲 欲界心》：![拼版总图·《阿毗达摩讲要(中)·第11讲 欲界心》](课件原图/拼版_bf386fec.png)</w:t>
+        <w:t>《阿毗达摩讲要(中)·第11讲 欲界心》：![拼版总图·《阿毗达摩讲要(中)·第11讲 欲界心》](课件原图/拼版_bf386fec.jpg)</w:t>
       </w:r>
     </w:p>
     <w:p>
@@ -15608,7 +15614,7 @@
         <w:rPr>
           <w:b w:val="0"/>
         </w:rPr>
-        <w:t>《摄阿毗达摩义论表解-简体-完整版201802》：![拼版总图·《摄阿毗达摩义论表解-简体-完整版201802》](课件原图/拼版_713cfba9.png)</w:t>
+        <w:t>《摄阿毗达摩义论表解-简体-完整版201802》：![拼版总图·《摄阿毗达摩义论表解-简体-完整版201802》](课件原图/拼版_713cfba9.jpg)</w:t>
       </w:r>
     </w:p>
     <w:p>
@@ -15619,7 +15625,7 @@
         <w:rPr>
           <w:b w:val="0"/>
         </w:rPr>
-        <w:t>《如来禅修学体系41-摄心分别3（课件）》：![拼版总图·《如来禅修学体系41-摄心分别3（课件）》](课件原图/拼版_8ca22c51.png)</w:t>
+        <w:t>《如来禅修学体系41-摄心分别3（课件）》：![拼版总图·《如来禅修学体系41-摄心分别3（课件）》](课件原图/拼版_8ca22c51.jpg)</w:t>
       </w:r>
     </w:p>
     <w:p>
@@ -15630,7 +15636,7 @@
         <w:rPr>
           <w:b w:val="0"/>
         </w:rPr>
-        <w:t>《阿毗达摩轻松谈》：![拼版总图·《阿毗达摩轻松谈》](课件原图/拼版_b84a94f9.png)</w:t>
+        <w:t>《阿毗达摩轻松谈》：![拼版总图·《阿毗达摩轻松谈》](课件原图/拼版_b84a94f9.jpg)</w:t>
       </w:r>
     </w:p>
     <w:p>
@@ -15649,7 +15655,7 @@
         <w:rPr>
           <w:b w:val="0"/>
         </w:rPr>
-        <w:t>《如来禅修学体系40-摄心分别2（课件）》第3页（结构图/流程图）：![课件原图·《如来禅修学体系40-摄心分别2（课件）》·第3页](课件原图/课件原图_601ebe46_p03.png)</w:t>
+        <w:t>《阿毗达摩讲要(中)·第11讲 欲界心》第30页（表格（名相表））：![课件原图·《阿毗达摩讲要(中)·第11讲 欲界心》·第30页](课件原图/课件原图_bf386fec_p30.jpg)</w:t>
       </w:r>
     </w:p>
     <w:p>
@@ -15660,7 +15666,7 @@
         <w:rPr>
           <w:b w:val="0"/>
         </w:rPr>
-        <w:t>《如来禅修学体系40-摄心分别2（课件）》第4页（结构图/流程图）：![课件原图·《如来禅修学体系40-摄心分别2（课件）》·第4页](课件原图/课件原图_601ebe46_p04.png)</w:t>
+        <w:t>《摄阿毗达摩义论表解-简体-完整版201802》第15页（表/图版（缘表·结构图））：![课件原图·《摄阿毗达摩义论表解-简体-完整版201802》·第15页](课件原图/课件原图_713cfba9_p15.jpg)</w:t>
       </w:r>
     </w:p>
     <w:p>
@@ -15671,7 +15677,7 @@
         <w:rPr>
           <w:b w:val="0"/>
         </w:rPr>
-        <w:t>《如来禅修学体系40-摄心分别2（课件）》第5页（结构图/流程图）：![课件原图·《如来禅修学体系40-摄心分别2（课件）》·第5页](课件原图/课件原图_601ebe46_p05.png)</w:t>
+        <w:t>《摄阿毗达摩义论表解-简体-完整版201802》第109页（表/图版（缘表·结构图））：![课件原图·《摄阿毗达摩义论表解-简体-完整版201802》·第109页](课件原图/课件原图_713cfba9_p109.jpg)</w:t>
       </w:r>
     </w:p>
     <w:p>
@@ -15682,7 +15688,7 @@
         <w:rPr>
           <w:b w:val="0"/>
         </w:rPr>
-        <w:t>《如来禅修学体系40-摄心分别2（课件）》第7页（结构图/流程图）：![课件原图·《如来禅修学体系40-摄心分别2（课件）》·第7页](课件原图/课件原图_601ebe46_p07.png)</w:t>
+        <w:t>《摄阿毗达摩义论表解-简体-完整版201802》第187页（表/图版（缘表·结构图））：![课件原图·《摄阿毗达摩义论表解-简体-完整版201802》·第187页](课件原图/课件原图_713cfba9_p187.jpg)</w:t>
       </w:r>
     </w:p>
     <w:p>
@@ -15693,1811 +15699,7 @@
         <w:rPr>
           <w:b w:val="0"/>
         </w:rPr>
-        <w:t>《阿毗达摩讲要(中)·第11讲 欲界心》第21页（表格（名相表））：![课件原图·《阿毗达摩讲要(中)·第11讲 欲界心》·第21页](课件原图/课件原图_bf386fec_p21.png)</w:t>
-      </w:r>
-    </w:p>
-    <w:p>
-      <w:pPr>
-        <w:pStyle w:val="ListBullet"/>
-      </w:pPr>
-      <w:r>
-        <w:rPr>
-          <w:b w:val="0"/>
-        </w:rPr>
-        <w:t>《阿毗达摩讲要(中)·第11讲 欲界心》第30页（表格（名相表））：![课件原图·《阿毗达摩讲要(中)·第11讲 欲界心》·第30页](课件原图/课件原图_bf386fec_p30.png)</w:t>
-      </w:r>
-    </w:p>
-    <w:p>
-      <w:pPr>
-        <w:pStyle w:val="ListBullet"/>
-      </w:pPr>
-      <w:r>
-        <w:rPr>
-          <w:b w:val="0"/>
-        </w:rPr>
-        <w:t>《阿毗达摩讲要(中)·第11讲 欲界心》第34页（表格（名相表））：![课件原图·《阿毗达摩讲要(中)·第11讲 欲界心》·第34页](课件原图/课件原图_bf386fec_p34.png)</w:t>
-      </w:r>
-    </w:p>
-    <w:p>
-      <w:pPr>
-        <w:pStyle w:val="ListBullet"/>
-      </w:pPr>
-      <w:r>
-        <w:rPr>
-          <w:b w:val="0"/>
-        </w:rPr>
-        <w:t>《阿毗达摩讲要(中)·第11讲 欲界心》第39页（表格（名相表））：![课件原图·《阿毗达摩讲要(中)·第11讲 欲界心》·第39页](课件原图/课件原图_bf386fec_p39.png)</w:t>
-      </w:r>
-    </w:p>
-    <w:p>
-      <w:pPr>
-        <w:pStyle w:val="ListBullet"/>
-      </w:pPr>
-      <w:r>
-        <w:rPr>
-          <w:b w:val="0"/>
-        </w:rPr>
-        <w:t>《阿毗达摩讲要(中)·第11讲 欲界心》第48页（表格（名相表））：![课件原图·《阿毗达摩讲要(中)·第11讲 欲界心》·第48页](课件原图/课件原图_bf386fec_p48.png)</w:t>
-      </w:r>
-    </w:p>
-    <w:p>
-      <w:pPr>
-        <w:pStyle w:val="ListBullet"/>
-      </w:pPr>
-      <w:r>
-        <w:rPr>
-          <w:b w:val="0"/>
-        </w:rPr>
-        <w:t>《阿毗达摩讲要(中)·第11讲 欲界心》第56页（表格（名相表））：![课件原图·《阿毗达摩讲要(中)·第11讲 欲界心》·第56页](课件原图/课件原图_bf386fec_p56.png)</w:t>
-      </w:r>
-    </w:p>
-    <w:p>
-      <w:pPr>
-        <w:pStyle w:val="ListBullet"/>
-      </w:pPr>
-      <w:r>
-        <w:rPr>
-          <w:b w:val="0"/>
-        </w:rPr>
-        <w:t>《阿毗达摩讲要(中)·第11讲 欲界心》第59页（表格（名相表））：![课件原图·《阿毗达摩讲要(中)·第11讲 欲界心》·第59页](课件原图/课件原图_bf386fec_p59.png)</w:t>
-      </w:r>
-    </w:p>
-    <w:p>
-      <w:pPr>
-        <w:pStyle w:val="ListBullet"/>
-      </w:pPr>
-      <w:r>
-        <w:rPr>
-          <w:b w:val="0"/>
-        </w:rPr>
-        <w:t>《阿毗达摩讲要(中)·第11讲 欲界心》第67页（表格（名相表））：![课件原图·《阿毗达摩讲要(中)·第11讲 欲界心》·第67页](课件原图/课件原图_bf386fec_p67.png)</w:t>
-      </w:r>
-    </w:p>
-    <w:p>
-      <w:pPr>
-        <w:pStyle w:val="ListBullet"/>
-      </w:pPr>
-      <w:r>
-        <w:rPr>
-          <w:b w:val="0"/>
-        </w:rPr>
-        <w:t>《阿毗达摩讲要(中)·第11讲 欲界心》第75页（表格（名相表））：![课件原图·《阿毗达摩讲要(中)·第11讲 欲界心》·第75页](课件原图/课件原图_bf386fec_p75.png)</w:t>
-      </w:r>
-    </w:p>
-    <w:p>
-      <w:pPr>
-        <w:pStyle w:val="ListBullet"/>
-      </w:pPr>
-      <w:r>
-        <w:rPr>
-          <w:b w:val="0"/>
-        </w:rPr>
-        <w:t>《阿毗达摩讲要(中)·第11讲 欲界心》第79页（表格（名相表））：![课件原图·《阿毗达摩讲要(中)·第11讲 欲界心》·第79页](课件原图/课件原图_bf386fec_p79.png)</w:t>
-      </w:r>
-    </w:p>
-    <w:p>
-      <w:pPr>
-        <w:pStyle w:val="ListBullet"/>
-      </w:pPr>
-      <w:r>
-        <w:rPr>
-          <w:b w:val="0"/>
-        </w:rPr>
-        <w:t>《阿毗达摩讲要(中)·第11讲 欲界心》第86页（表格（名相表））：![课件原图·《阿毗达摩讲要(中)·第11讲 欲界心》·第86页](课件原图/课件原图_bf386fec_p86.png)</w:t>
-      </w:r>
-    </w:p>
-    <w:p>
-      <w:pPr>
-        <w:pStyle w:val="ListBullet"/>
-      </w:pPr>
-      <w:r>
-        <w:rPr>
-          <w:b w:val="0"/>
-        </w:rPr>
-        <w:t>《阿毗达摩讲要(中)·第11讲 欲界心》第93页（表格（名相表））：![课件原图·《阿毗达摩讲要(中)·第11讲 欲界心》·第93页](课件原图/课件原图_bf386fec_p93.png)</w:t>
-      </w:r>
-    </w:p>
-    <w:p>
-      <w:pPr>
-        <w:pStyle w:val="ListBullet"/>
-      </w:pPr>
-      <w:r>
-        <w:rPr>
-          <w:b w:val="0"/>
-        </w:rPr>
-        <w:t>《阿毗达摩讲要(中)·第11讲 欲界心》第115页（表格（名相表））：![课件原图·《阿毗达摩讲要(中)·第11讲 欲界心》·第115页](课件原图/课件原图_bf386fec_p115.png)</w:t>
-      </w:r>
-    </w:p>
-    <w:p>
-      <w:pPr>
-        <w:pStyle w:val="ListBullet"/>
-      </w:pPr>
-      <w:r>
-        <w:rPr>
-          <w:b w:val="0"/>
-        </w:rPr>
-        <w:t>《阿毗达摩讲要(中)·第11讲 欲界心》第116页（表格（名相表））：![课件原图·《阿毗达摩讲要(中)·第11讲 欲界心》·第116页](课件原图/课件原图_bf386fec_p116.png)</w:t>
-      </w:r>
-    </w:p>
-    <w:p>
-      <w:pPr>
-        <w:pStyle w:val="ListBullet"/>
-      </w:pPr>
-      <w:r>
-        <w:rPr>
-          <w:b w:val="0"/>
-        </w:rPr>
-        <w:t>《阿毗达摩讲要(中)·第11讲 欲界心》第119页（表格（名相表））：![课件原图·《阿毗达摩讲要(中)·第11讲 欲界心》·第119页](课件原图/课件原图_bf386fec_p119.png)</w:t>
-      </w:r>
-    </w:p>
-    <w:p>
-      <w:pPr>
-        <w:pStyle w:val="ListBullet"/>
-      </w:pPr>
-      <w:r>
-        <w:rPr>
-          <w:b w:val="0"/>
-        </w:rPr>
-        <w:t>《阿毗达摩讲要(中)·第11讲 欲界心》第123页（表格（名相表））：![课件原图·《阿毗达摩讲要(中)·第11讲 欲界心》·第123页](课件原图/课件原图_bf386fec_p123.png)</w:t>
-      </w:r>
-    </w:p>
-    <w:p>
-      <w:pPr>
-        <w:pStyle w:val="ListBullet"/>
-      </w:pPr>
-      <w:r>
-        <w:rPr>
-          <w:b w:val="0"/>
-        </w:rPr>
-        <w:t>《阿毗达摩讲要(中)·第11讲 欲界心》第124页（表格（名相表））：![课件原图·《阿毗达摩讲要(中)·第11讲 欲界心》·第124页](课件原图/课件原图_bf386fec_p124.png)</w:t>
-      </w:r>
-    </w:p>
-    <w:p>
-      <w:pPr>
-        <w:pStyle w:val="ListBullet"/>
-      </w:pPr>
-      <w:r>
-        <w:rPr>
-          <w:b w:val="0"/>
-        </w:rPr>
-        <w:t>《阿毗达摩讲要(中)·第11讲 欲界心》第139页（表格（名相表））：![课件原图·《阿毗达摩讲要(中)·第11讲 欲界心》·第139页](课件原图/课件原图_bf386fec_p139.png)</w:t>
-      </w:r>
-    </w:p>
-    <w:p>
-      <w:pPr>
-        <w:pStyle w:val="ListBullet"/>
-      </w:pPr>
-      <w:r>
-        <w:rPr>
-          <w:b w:val="0"/>
-        </w:rPr>
-        <w:t>《阿毗达摩讲要(中)·第11讲 欲界心》第143页（表格（名相表））：![课件原图·《阿毗达摩讲要(中)·第11讲 欲界心》·第143页](课件原图/课件原图_bf386fec_p143.png)</w:t>
-      </w:r>
-    </w:p>
-    <w:p>
-      <w:pPr>
-        <w:pStyle w:val="ListBullet"/>
-      </w:pPr>
-      <w:r>
-        <w:rPr>
-          <w:b w:val="0"/>
-        </w:rPr>
-        <w:t>《阿毗达摩讲要(中)·第11讲 欲界心》第146页（表格（名相表））：![课件原图·《阿毗达摩讲要(中)·第11讲 欲界心》·第146页](课件原图/课件原图_bf386fec_p146.png)</w:t>
-      </w:r>
-    </w:p>
-    <w:p>
-      <w:pPr>
-        <w:pStyle w:val="ListBullet"/>
-      </w:pPr>
-      <w:r>
-        <w:rPr>
-          <w:b w:val="0"/>
-        </w:rPr>
-        <w:t>《阿毗达摩讲要(中)·第11讲 欲界心》第151页（表格（名相表））：![课件原图·《阿毗达摩讲要(中)·第11讲 欲界心》·第151页](课件原图/课件原图_bf386fec_p151.png)</w:t>
-      </w:r>
-    </w:p>
-    <w:p>
-      <w:pPr>
-        <w:pStyle w:val="ListBullet"/>
-      </w:pPr>
-      <w:r>
-        <w:rPr>
-          <w:b w:val="0"/>
-        </w:rPr>
-        <w:t>《阿毗达摩讲要(中)·第11讲 欲界心》第153页（表格（名相表））：![课件原图·《阿毗达摩讲要(中)·第11讲 欲界心》·第153页](课件原图/课件原图_bf386fec_p153.png)</w:t>
-      </w:r>
-    </w:p>
-    <w:p>
-      <w:pPr>
-        <w:pStyle w:val="ListBullet"/>
-      </w:pPr>
-      <w:r>
-        <w:rPr>
-          <w:b w:val="0"/>
-        </w:rPr>
-        <w:t>《阿毗达摩讲要(中)·第11讲 欲界心》第169页（表格（名相表））：![课件原图·《阿毗达摩讲要(中)·第11讲 欲界心》·第169页](课件原图/课件原图_bf386fec_p169.png)</w:t>
-      </w:r>
-    </w:p>
-    <w:p>
-      <w:pPr>
-        <w:pStyle w:val="ListBullet"/>
-      </w:pPr>
-      <w:r>
-        <w:rPr>
-          <w:b w:val="0"/>
-        </w:rPr>
-        <w:t>《阿毗达摩讲要(中)·第11讲 欲界心》第181页（表格（名相表））：![课件原图·《阿毗达摩讲要(中)·第11讲 欲界心》·第181页](课件原图/课件原图_bf386fec_p181.png)</w:t>
-      </w:r>
-    </w:p>
-    <w:p>
-      <w:pPr>
-        <w:pStyle w:val="ListBullet"/>
-      </w:pPr>
-      <w:r>
-        <w:rPr>
-          <w:b w:val="0"/>
-        </w:rPr>
-        <w:t>《阿毗达摩讲要(中)·第11讲 欲界心》第190页（表格（名相表））：![课件原图·《阿毗达摩讲要(中)·第11讲 欲界心》·第190页](课件原图/课件原图_bf386fec_p190.png)</w:t>
-      </w:r>
-    </w:p>
-    <w:p>
-      <w:pPr>
-        <w:pStyle w:val="ListBullet"/>
-      </w:pPr>
-      <w:r>
-        <w:rPr>
-          <w:b w:val="0"/>
-        </w:rPr>
-        <w:t>《阿毗达摩讲要(中)·第11讲 欲界心》第210页（表格（名相表））：![课件原图·《阿毗达摩讲要(中)·第11讲 欲界心》·第210页](课件原图/课件原图_bf386fec_p210.png)</w:t>
-      </w:r>
-    </w:p>
-    <w:p>
-      <w:pPr>
-        <w:pStyle w:val="ListBullet"/>
-      </w:pPr>
-      <w:r>
-        <w:rPr>
-          <w:b w:val="0"/>
-        </w:rPr>
-        <w:t>《阿毗达摩讲要(中)·第11讲 欲界心》第211页（表格（名相表））：![课件原图·《阿毗达摩讲要(中)·第11讲 欲界心》·第211页](课件原图/课件原图_bf386fec_p211.png)</w:t>
-      </w:r>
-    </w:p>
-    <w:p>
-      <w:pPr>
-        <w:pStyle w:val="ListBullet"/>
-      </w:pPr>
-      <w:r>
-        <w:rPr>
-          <w:b w:val="0"/>
-        </w:rPr>
-        <w:t>《阿毗达摩讲要(中)·第11讲 欲界心》第262页（表格（名相表））：![课件原图·《阿毗达摩讲要(中)·第11讲 欲界心》·第262页](课件原图/课件原图_bf386fec_p262.png)</w:t>
-      </w:r>
-    </w:p>
-    <w:p>
-      <w:pPr>
-        <w:pStyle w:val="ListBullet"/>
-      </w:pPr>
-      <w:r>
-        <w:rPr>
-          <w:b w:val="0"/>
-        </w:rPr>
-        <w:t>《阿毗达摩讲要(中)·第11讲 欲界心》第289页（表格（名相表））：![课件原图·《阿毗达摩讲要(中)·第11讲 欲界心》·第289页](课件原图/课件原图_bf386fec_p289.png)</w:t>
-      </w:r>
-    </w:p>
-    <w:p>
-      <w:pPr>
-        <w:pStyle w:val="ListBullet"/>
-      </w:pPr>
-      <w:r>
-        <w:rPr>
-          <w:b w:val="0"/>
-        </w:rPr>
-        <w:t>《阿毗达摩讲要(中)·第11讲 欲界心》第304页（表格（名相表））：![课件原图·《阿毗达摩讲要(中)·第11讲 欲界心》·第304页](课件原图/课件原图_bf386fec_p304.png)</w:t>
-      </w:r>
-    </w:p>
-    <w:p>
-      <w:pPr>
-        <w:pStyle w:val="ListBullet"/>
-      </w:pPr>
-      <w:r>
-        <w:rPr>
-          <w:b w:val="0"/>
-        </w:rPr>
-        <w:t>《摄阿毗达摩义论表解-简体-完整版201802》第2页（表/图版（缘表·结构图））：![课件原图·《摄阿毗达摩义论表解-简体-完整版201802》·第2页](课件原图/课件原图_713cfba9_p02.png)</w:t>
-      </w:r>
-    </w:p>
-    <w:p>
-      <w:pPr>
-        <w:pStyle w:val="ListBullet"/>
-      </w:pPr>
-      <w:r>
-        <w:rPr>
-          <w:b w:val="0"/>
-        </w:rPr>
-        <w:t>《摄阿毗达摩义论表解-简体-完整版201802》第15页（表/图版（缘表·结构图））：![课件原图·《摄阿毗达摩义论表解-简体-完整版201802》·第15页](课件原图/课件原图_713cfba9_p15.png)</w:t>
-      </w:r>
-    </w:p>
-    <w:p>
-      <w:pPr>
-        <w:pStyle w:val="ListBullet"/>
-      </w:pPr>
-      <w:r>
-        <w:rPr>
-          <w:b w:val="0"/>
-        </w:rPr>
-        <w:t>《摄阿毗达摩义论表解-简体-完整版201802》第16页（表/图版（缘表·结构图））：![课件原图·《摄阿毗达摩义论表解-简体-完整版201802》·第16页](课件原图/课件原图_713cfba9_p16.png)</w:t>
-      </w:r>
-    </w:p>
-    <w:p>
-      <w:pPr>
-        <w:pStyle w:val="ListBullet"/>
-      </w:pPr>
-      <w:r>
-        <w:rPr>
-          <w:b w:val="0"/>
-        </w:rPr>
-        <w:t>《摄阿毗达摩义论表解-简体-完整版201802》第17页（表/图版（缘表·结构图））：![课件原图·《摄阿毗达摩义论表解-简体-完整版201802》·第17页](课件原图/课件原图_713cfba9_p17.png)</w:t>
-      </w:r>
-    </w:p>
-    <w:p>
-      <w:pPr>
-        <w:pStyle w:val="ListBullet"/>
-      </w:pPr>
-      <w:r>
-        <w:rPr>
-          <w:b w:val="0"/>
-        </w:rPr>
-        <w:t>《摄阿毗达摩义论表解-简体-完整版201802》第20页（表/图版（缘表·结构图））：![课件原图·《摄阿毗达摩义论表解-简体-完整版201802》·第20页](课件原图/课件原图_713cfba9_p20.png)</w:t>
-      </w:r>
-    </w:p>
-    <w:p>
-      <w:pPr>
-        <w:pStyle w:val="ListBullet"/>
-      </w:pPr>
-      <w:r>
-        <w:rPr>
-          <w:b w:val="0"/>
-        </w:rPr>
-        <w:t>《摄阿毗达摩义论表解-简体-完整版201802》第21页（表/图版（缘表·结构图））：![课件原图·《摄阿毗达摩义论表解-简体-完整版201802》·第21页](课件原图/课件原图_713cfba9_p21.png)</w:t>
-      </w:r>
-    </w:p>
-    <w:p>
-      <w:pPr>
-        <w:pStyle w:val="ListBullet"/>
-      </w:pPr>
-      <w:r>
-        <w:rPr>
-          <w:b w:val="0"/>
-        </w:rPr>
-        <w:t>《摄阿毗达摩义论表解-简体-完整版201802》第30页（表/图版（缘表·结构图））：![课件原图·《摄阿毗达摩义论表解-简体-完整版201802》·第30页](课件原图/课件原图_713cfba9_p30.png)</w:t>
-      </w:r>
-    </w:p>
-    <w:p>
-      <w:pPr>
-        <w:pStyle w:val="ListBullet"/>
-      </w:pPr>
-      <w:r>
-        <w:rPr>
-          <w:b w:val="0"/>
-        </w:rPr>
-        <w:t>《摄阿毗达摩义论表解-简体-完整版201802》第34页（表/图版（缘表·结构图））：![课件原图·《摄阿毗达摩义论表解-简体-完整版201802》·第34页](课件原图/课件原图_713cfba9_p34.png)</w:t>
-      </w:r>
-    </w:p>
-    <w:p>
-      <w:pPr>
-        <w:pStyle w:val="ListBullet"/>
-      </w:pPr>
-      <w:r>
-        <w:rPr>
-          <w:b w:val="0"/>
-        </w:rPr>
-        <w:t>《摄阿毗达摩义论表解-简体-完整版201802》第35页（表/图版（缘表·结构图））：![课件原图·《摄阿毗达摩义论表解-简体-完整版201802》·第35页](课件原图/课件原图_713cfba9_p35.png)</w:t>
-      </w:r>
-    </w:p>
-    <w:p>
-      <w:pPr>
-        <w:pStyle w:val="ListBullet"/>
-      </w:pPr>
-      <w:r>
-        <w:rPr>
-          <w:b w:val="0"/>
-        </w:rPr>
-        <w:t>《摄阿毗达摩义论表解-简体-完整版201802》第36页（表/图版（缘表·结构图））：![课件原图·《摄阿毗达摩义论表解-简体-完整版201802》·第36页](课件原图/课件原图_713cfba9_p36.png)</w:t>
-      </w:r>
-    </w:p>
-    <w:p>
-      <w:pPr>
-        <w:pStyle w:val="ListBullet"/>
-      </w:pPr>
-      <w:r>
-        <w:rPr>
-          <w:b w:val="0"/>
-        </w:rPr>
-        <w:t>《摄阿毗达摩义论表解-简体-完整版201802》第47页（表/图版（缘表·结构图））：![课件原图·《摄阿毗达摩义论表解-简体-完整版201802》·第47页](课件原图/课件原图_713cfba9_p47.png)</w:t>
-      </w:r>
-    </w:p>
-    <w:p>
-      <w:pPr>
-        <w:pStyle w:val="ListBullet"/>
-      </w:pPr>
-      <w:r>
-        <w:rPr>
-          <w:b w:val="0"/>
-        </w:rPr>
-        <w:t>《摄阿毗达摩义论表解-简体-完整版201802》第49页（表/图版（缘表·结构图））：![课件原图·《摄阿毗达摩义论表解-简体-完整版201802》·第49页](课件原图/课件原图_713cfba9_p49.png)</w:t>
-      </w:r>
-    </w:p>
-    <w:p>
-      <w:pPr>
-        <w:pStyle w:val="ListBullet"/>
-      </w:pPr>
-      <w:r>
-        <w:rPr>
-          <w:b w:val="0"/>
-        </w:rPr>
-        <w:t>《摄阿毗达摩义论表解-简体-完整版201802》第50页（表/图版（缘表·结构图））：![课件原图·《摄阿毗达摩义论表解-简体-完整版201802》·第50页](课件原图/课件原图_713cfba9_p50.png)</w:t>
-      </w:r>
-    </w:p>
-    <w:p>
-      <w:pPr>
-        <w:pStyle w:val="ListBullet"/>
-      </w:pPr>
-      <w:r>
-        <w:rPr>
-          <w:b w:val="0"/>
-        </w:rPr>
-        <w:t>《摄阿毗达摩义论表解-简体-完整版201802》第51页（表/图版（缘表·结构图））：![课件原图·《摄阿毗达摩义论表解-简体-完整版201802》·第51页](课件原图/课件原图_713cfba9_p51.png)</w:t>
-      </w:r>
-    </w:p>
-    <w:p>
-      <w:pPr>
-        <w:pStyle w:val="ListBullet"/>
-      </w:pPr>
-      <w:r>
-        <w:rPr>
-          <w:b w:val="0"/>
-        </w:rPr>
-        <w:t>《摄阿毗达摩义论表解-简体-完整版201802》第52页（表/图版（缘表·结构图））：![课件原图·《摄阿毗达摩义论表解-简体-完整版201802》·第52页](课件原图/课件原图_713cfba9_p52.png)</w:t>
-      </w:r>
-    </w:p>
-    <w:p>
-      <w:pPr>
-        <w:pStyle w:val="ListBullet"/>
-      </w:pPr>
-      <w:r>
-        <w:rPr>
-          <w:b w:val="0"/>
-        </w:rPr>
-        <w:t>《摄阿毗达摩义论表解-简体-完整版201802》第60页（表/图版（缘表·结构图））：![课件原图·《摄阿毗达摩义论表解-简体-完整版201802》·第60页](课件原图/课件原图_713cfba9_p60.png)</w:t>
-      </w:r>
-    </w:p>
-    <w:p>
-      <w:pPr>
-        <w:pStyle w:val="ListBullet"/>
-      </w:pPr>
-      <w:r>
-        <w:rPr>
-          <w:b w:val="0"/>
-        </w:rPr>
-        <w:t>《摄阿毗达摩义论表解-简体-完整版201802》第64页（表/图版（缘表·结构图））：![课件原图·《摄阿毗达摩义论表解-简体-完整版201802》·第64页](课件原图/课件原图_713cfba9_p64.png)</w:t>
-      </w:r>
-    </w:p>
-    <w:p>
-      <w:pPr>
-        <w:pStyle w:val="ListBullet"/>
-      </w:pPr>
-      <w:r>
-        <w:rPr>
-          <w:b w:val="0"/>
-        </w:rPr>
-        <w:t>《摄阿毗达摩义论表解-简体-完整版201802》第69页（表/图版（缘表·结构图））：![课件原图·《摄阿毗达摩义论表解-简体-完整版201802》·第69页](课件原图/课件原图_713cfba9_p69.png)</w:t>
-      </w:r>
-    </w:p>
-    <w:p>
-      <w:pPr>
-        <w:pStyle w:val="ListBullet"/>
-      </w:pPr>
-      <w:r>
-        <w:rPr>
-          <w:b w:val="0"/>
-        </w:rPr>
-        <w:t>《摄阿毗达摩义论表解-简体-完整版201802》第70页（表/图版（缘表·结构图））：![课件原图·《摄阿毗达摩义论表解-简体-完整版201802》·第70页](课件原图/课件原图_713cfba9_p70.png)</w:t>
-      </w:r>
-    </w:p>
-    <w:p>
-      <w:pPr>
-        <w:pStyle w:val="ListBullet"/>
-      </w:pPr>
-      <w:r>
-        <w:rPr>
-          <w:b w:val="0"/>
-        </w:rPr>
-        <w:t>《摄阿毗达摩义论表解-简体-完整版201802》第71页（表/图版（缘表·结构图））：![课件原图·《摄阿毗达摩义论表解-简体-完整版201802》·第71页](课件原图/课件原图_713cfba9_p71.png)</w:t>
-      </w:r>
-    </w:p>
-    <w:p>
-      <w:pPr>
-        <w:pStyle w:val="ListBullet"/>
-      </w:pPr>
-      <w:r>
-        <w:rPr>
-          <w:b w:val="0"/>
-        </w:rPr>
-        <w:t>《摄阿毗达摩义论表解-简体-完整版201802》第72页（表/图版（缘表·结构图））：![课件原图·《摄阿毗达摩义论表解-简体-完整版201802》·第72页](课件原图/课件原图_713cfba9_p72.png)</w:t>
-      </w:r>
-    </w:p>
-    <w:p>
-      <w:pPr>
-        <w:pStyle w:val="ListBullet"/>
-      </w:pPr>
-      <w:r>
-        <w:rPr>
-          <w:b w:val="0"/>
-        </w:rPr>
-        <w:t>《摄阿毗达摩义论表解-简体-完整版201802》第73页（表/图版（缘表·结构图））：![课件原图·《摄阿毗达摩义论表解-简体-完整版201802》·第73页](课件原图/课件原图_713cfba9_p73.png)</w:t>
-      </w:r>
-    </w:p>
-    <w:p>
-      <w:pPr>
-        <w:pStyle w:val="ListBullet"/>
-      </w:pPr>
-      <w:r>
-        <w:rPr>
-          <w:b w:val="0"/>
-        </w:rPr>
-        <w:t>《摄阿毗达摩义论表解-简体-完整版201802》第74页（表/图版（缘表·结构图））：![课件原图·《摄阿毗达摩义论表解-简体-完整版201802》·第74页](课件原图/课件原图_713cfba9_p74.png)</w:t>
-      </w:r>
-    </w:p>
-    <w:p>
-      <w:pPr>
-        <w:pStyle w:val="ListBullet"/>
-      </w:pPr>
-      <w:r>
-        <w:rPr>
-          <w:b w:val="0"/>
-        </w:rPr>
-        <w:t>《摄阿毗达摩义论表解-简体-完整版201802》第75页（表/图版（缘表·结构图））：![课件原图·《摄阿毗达摩义论表解-简体-完整版201802》·第75页](课件原图/课件原图_713cfba9_p75.png)</w:t>
-      </w:r>
-    </w:p>
-    <w:p>
-      <w:pPr>
-        <w:pStyle w:val="ListBullet"/>
-      </w:pPr>
-      <w:r>
-        <w:rPr>
-          <w:b w:val="0"/>
-        </w:rPr>
-        <w:t>《摄阿毗达摩义论表解-简体-完整版201802》第79页（表/图版（缘表·结构图））：![课件原图·《摄阿毗达摩义论表解-简体-完整版201802》·第79页](课件原图/课件原图_713cfba9_p79.png)</w:t>
-      </w:r>
-    </w:p>
-    <w:p>
-      <w:pPr>
-        <w:pStyle w:val="ListBullet"/>
-      </w:pPr>
-      <w:r>
-        <w:rPr>
-          <w:b w:val="0"/>
-        </w:rPr>
-        <w:t>《摄阿毗达摩义论表解-简体-完整版201802》第88页（表/图版（缘表·结构图））：![课件原图·《摄阿毗达摩义论表解-简体-完整版201802》·第88页](课件原图/课件原图_713cfba9_p88.png)</w:t>
-      </w:r>
-    </w:p>
-    <w:p>
-      <w:pPr>
-        <w:pStyle w:val="ListBullet"/>
-      </w:pPr>
-      <w:r>
-        <w:rPr>
-          <w:b w:val="0"/>
-        </w:rPr>
-        <w:t>《摄阿毗达摩义论表解-简体-完整版201802》第89页（表/图版（缘表·结构图））：![课件原图·《摄阿毗达摩义论表解-简体-完整版201802》·第89页](课件原图/课件原图_713cfba9_p89.png)</w:t>
-      </w:r>
-    </w:p>
-    <w:p>
-      <w:pPr>
-        <w:pStyle w:val="ListBullet"/>
-      </w:pPr>
-      <w:r>
-        <w:rPr>
-          <w:b w:val="0"/>
-        </w:rPr>
-        <w:t>《摄阿毗达摩义论表解-简体-完整版201802》第93页（表/图版（缘表·结构图））：![课件原图·《摄阿毗达摩义论表解-简体-完整版201802》·第93页](课件原图/课件原图_713cfba9_p93.png)</w:t>
-      </w:r>
-    </w:p>
-    <w:p>
-      <w:pPr>
-        <w:pStyle w:val="ListBullet"/>
-      </w:pPr>
-      <w:r>
-        <w:rPr>
-          <w:b w:val="0"/>
-        </w:rPr>
-        <w:t>《摄阿毗达摩义论表解-简体-完整版201802》第94页（表/图版（缘表·结构图））：![课件原图·《摄阿毗达摩义论表解-简体-完整版201802》·第94页](课件原图/课件原图_713cfba9_p94.png)</w:t>
-      </w:r>
-    </w:p>
-    <w:p>
-      <w:pPr>
-        <w:pStyle w:val="ListBullet"/>
-      </w:pPr>
-      <w:r>
-        <w:rPr>
-          <w:b w:val="0"/>
-        </w:rPr>
-        <w:t>《摄阿毗达摩义论表解-简体-完整版201802》第95页（表/图版（缘表·结构图））：![课件原图·《摄阿毗达摩义论表解-简体-完整版201802》·第95页](课件原图/课件原图_713cfba9_p95.png)</w:t>
-      </w:r>
-    </w:p>
-    <w:p>
-      <w:pPr>
-        <w:pStyle w:val="ListBullet"/>
-      </w:pPr>
-      <w:r>
-        <w:rPr>
-          <w:b w:val="0"/>
-        </w:rPr>
-        <w:t>《摄阿毗达摩义论表解-简体-完整版201802》第101页（表/图版（缘表·结构图））：![课件原图·《摄阿毗达摩义论表解-简体-完整版201802》·第101页](课件原图/课件原图_713cfba9_p101.png)</w:t>
-      </w:r>
-    </w:p>
-    <w:p>
-      <w:pPr>
-        <w:pStyle w:val="ListBullet"/>
-      </w:pPr>
-      <w:r>
-        <w:rPr>
-          <w:b w:val="0"/>
-        </w:rPr>
-        <w:t>《摄阿毗达摩义论表解-简体-完整版201802》第102页（表/图版（缘表·结构图））：![课件原图·《摄阿毗达摩义论表解-简体-完整版201802》·第102页](课件原图/课件原图_713cfba9_p102.png)</w:t>
-      </w:r>
-    </w:p>
-    <w:p>
-      <w:pPr>
-        <w:pStyle w:val="ListBullet"/>
-      </w:pPr>
-      <w:r>
-        <w:rPr>
-          <w:b w:val="0"/>
-        </w:rPr>
-        <w:t>《摄阿毗达摩义论表解-简体-完整版201802》第103页（表/图版（缘表·结构图））：![课件原图·《摄阿毗达摩义论表解-简体-完整版201802》·第103页](课件原图/课件原图_713cfba9_p103.png)</w:t>
-      </w:r>
-    </w:p>
-    <w:p>
-      <w:pPr>
-        <w:pStyle w:val="ListBullet"/>
-      </w:pPr>
-      <w:r>
-        <w:rPr>
-          <w:b w:val="0"/>
-        </w:rPr>
-        <w:t>《摄阿毗达摩义论表解-简体-完整版201802》第108页（表/图版（缘表·结构图））：![课件原图·《摄阿毗达摩义论表解-简体-完整版201802》·第108页](课件原图/课件原图_713cfba9_p108.png)</w:t>
-      </w:r>
-    </w:p>
-    <w:p>
-      <w:pPr>
-        <w:pStyle w:val="ListBullet"/>
-      </w:pPr>
-      <w:r>
-        <w:rPr>
-          <w:b w:val="0"/>
-        </w:rPr>
-        <w:t>《摄阿毗达摩义论表解-简体-完整版201802》第109页（表/图版（缘表·结构图））：![课件原图·《摄阿毗达摩义论表解-简体-完整版201802》·第109页](课件原图/课件原图_713cfba9_p109.png)</w:t>
-      </w:r>
-    </w:p>
-    <w:p>
-      <w:pPr>
-        <w:pStyle w:val="ListBullet"/>
-      </w:pPr>
-      <w:r>
-        <w:rPr>
-          <w:b w:val="0"/>
-        </w:rPr>
-        <w:t>《摄阿毗达摩义论表解-简体-完整版201802》第110页（表/图版（缘表·结构图））：![课件原图·《摄阿毗达摩义论表解-简体-完整版201802》·第110页](课件原图/课件原图_713cfba9_p110.png)</w:t>
-      </w:r>
-    </w:p>
-    <w:p>
-      <w:pPr>
-        <w:pStyle w:val="ListBullet"/>
-      </w:pPr>
-      <w:r>
-        <w:rPr>
-          <w:b w:val="0"/>
-        </w:rPr>
-        <w:t>《摄阿毗达摩义论表解-简体-完整版201802》第122页（表/图版（缘表·结构图））：![课件原图·《摄阿毗达摩义论表解-简体-完整版201802》·第122页](课件原图/课件原图_713cfba9_p122.png)</w:t>
-      </w:r>
-    </w:p>
-    <w:p>
-      <w:pPr>
-        <w:pStyle w:val="ListBullet"/>
-      </w:pPr>
-      <w:r>
-        <w:rPr>
-          <w:b w:val="0"/>
-        </w:rPr>
-        <w:t>《摄阿毗达摩义论表解-简体-完整版201802》第123页（表/图版（缘表·结构图））：![课件原图·《摄阿毗达摩义论表解-简体-完整版201802》·第123页](课件原图/课件原图_713cfba9_p123.png)</w:t>
-      </w:r>
-    </w:p>
-    <w:p>
-      <w:pPr>
-        <w:pStyle w:val="ListBullet"/>
-      </w:pPr>
-      <w:r>
-        <w:rPr>
-          <w:b w:val="0"/>
-        </w:rPr>
-        <w:t>《摄阿毗达摩义论表解-简体-完整版201802》第141页（表/图版（缘表·结构图））：![课件原图·《摄阿毗达摩义论表解-简体-完整版201802》·第141页](课件原图/课件原图_713cfba9_p141.png)</w:t>
-      </w:r>
-    </w:p>
-    <w:p>
-      <w:pPr>
-        <w:pStyle w:val="ListBullet"/>
-      </w:pPr>
-      <w:r>
-        <w:rPr>
-          <w:b w:val="0"/>
-        </w:rPr>
-        <w:t>《摄阿毗达摩义论表解-简体-完整版201802》第142页（表/图版（缘表·结构图））：![课件原图·《摄阿毗达摩义论表解-简体-完整版201802》·第142页](课件原图/课件原图_713cfba9_p142.png)</w:t>
-      </w:r>
-    </w:p>
-    <w:p>
-      <w:pPr>
-        <w:pStyle w:val="ListBullet"/>
-      </w:pPr>
-      <w:r>
-        <w:rPr>
-          <w:b w:val="0"/>
-        </w:rPr>
-        <w:t>《摄阿毗达摩义论表解-简体-完整版201802》第143页（表/图版（缘表·结构图））：![课件原图·《摄阿毗达摩义论表解-简体-完整版201802》·第143页](课件原图/课件原图_713cfba9_p143.png)</w:t>
-      </w:r>
-    </w:p>
-    <w:p>
-      <w:pPr>
-        <w:pStyle w:val="ListBullet"/>
-      </w:pPr>
-      <w:r>
-        <w:rPr>
-          <w:b w:val="0"/>
-        </w:rPr>
-        <w:t>《摄阿毗达摩义论表解-简体-完整版201802》第144页（表/图版（缘表·结构图））：![课件原图·《摄阿毗达摩义论表解-简体-完整版201802》·第144页](课件原图/课件原图_713cfba9_p144.png)</w:t>
-      </w:r>
-    </w:p>
-    <w:p>
-      <w:pPr>
-        <w:pStyle w:val="ListBullet"/>
-      </w:pPr>
-      <w:r>
-        <w:rPr>
-          <w:b w:val="0"/>
-        </w:rPr>
-        <w:t>《摄阿毗达摩义论表解-简体-完整版201802》第152页（表/图版（缘表·结构图））：![课件原图·《摄阿毗达摩义论表解-简体-完整版201802》·第152页](课件原图/课件原图_713cfba9_p152.png)</w:t>
-      </w:r>
-    </w:p>
-    <w:p>
-      <w:pPr>
-        <w:pStyle w:val="ListBullet"/>
-      </w:pPr>
-      <w:r>
-        <w:rPr>
-          <w:b w:val="0"/>
-        </w:rPr>
-        <w:t>《摄阿毗达摩义论表解-简体-完整版201802》第153页（表/图版（缘表·结构图））：![课件原图·《摄阿毗达摩义论表解-简体-完整版201802》·第153页](课件原图/课件原图_713cfba9_p153.png)</w:t>
-      </w:r>
-    </w:p>
-    <w:p>
-      <w:pPr>
-        <w:pStyle w:val="ListBullet"/>
-      </w:pPr>
-      <w:r>
-        <w:rPr>
-          <w:b w:val="0"/>
-        </w:rPr>
-        <w:t>《摄阿毗达摩义论表解-简体-完整版201802》第154页（表/图版（缘表·结构图））：![课件原图·《摄阿毗达摩义论表解-简体-完整版201802》·第154页](课件原图/课件原图_713cfba9_p154.png)</w:t>
-      </w:r>
-    </w:p>
-    <w:p>
-      <w:pPr>
-        <w:pStyle w:val="ListBullet"/>
-      </w:pPr>
-      <w:r>
-        <w:rPr>
-          <w:b w:val="0"/>
-        </w:rPr>
-        <w:t>《摄阿毗达摩义论表解-简体-完整版201802》第155页（表/图版（缘表·结构图））：![课件原图·《摄阿毗达摩义论表解-简体-完整版201802》·第155页](课件原图/课件原图_713cfba9_p155.png)</w:t>
-      </w:r>
-    </w:p>
-    <w:p>
-      <w:pPr>
-        <w:pStyle w:val="ListBullet"/>
-      </w:pPr>
-      <w:r>
-        <w:rPr>
-          <w:b w:val="0"/>
-        </w:rPr>
-        <w:t>《摄阿毗达摩义论表解-简体-完整版201802》第156页（表/图版（缘表·结构图））：![课件原图·《摄阿毗达摩义论表解-简体-完整版201802》·第156页](课件原图/课件原图_713cfba9_p156.png)</w:t>
-      </w:r>
-    </w:p>
-    <w:p>
-      <w:pPr>
-        <w:pStyle w:val="ListBullet"/>
-      </w:pPr>
-      <w:r>
-        <w:rPr>
-          <w:b w:val="0"/>
-        </w:rPr>
-        <w:t>《摄阿毗达摩义论表解-简体-完整版201802》第157页（表/图版（缘表·结构图））：![课件原图·《摄阿毗达摩义论表解-简体-完整版201802》·第157页](课件原图/课件原图_713cfba9_p157.png)</w:t>
-      </w:r>
-    </w:p>
-    <w:p>
-      <w:pPr>
-        <w:pStyle w:val="ListBullet"/>
-      </w:pPr>
-      <w:r>
-        <w:rPr>
-          <w:b w:val="0"/>
-        </w:rPr>
-        <w:t>《摄阿毗达摩义论表解-简体-完整版201802》第158页（表/图版（缘表·结构图））：![课件原图·《摄阿毗达摩义论表解-简体-完整版201802》·第158页](课件原图/课件原图_713cfba9_p158.png)</w:t>
-      </w:r>
-    </w:p>
-    <w:p>
-      <w:pPr>
-        <w:pStyle w:val="ListBullet"/>
-      </w:pPr>
-      <w:r>
-        <w:rPr>
-          <w:b w:val="0"/>
-        </w:rPr>
-        <w:t>《摄阿毗达摩义论表解-简体-完整版201802》第160页（表/图版（缘表·结构图））：![课件原图·《摄阿毗达摩义论表解-简体-完整版201802》·第160页](课件原图/课件原图_713cfba9_p160.png)</w:t>
-      </w:r>
-    </w:p>
-    <w:p>
-      <w:pPr>
-        <w:pStyle w:val="ListBullet"/>
-      </w:pPr>
-      <w:r>
-        <w:rPr>
-          <w:b w:val="0"/>
-        </w:rPr>
-        <w:t>《摄阿毗达摩义论表解-简体-完整版201802》第161页（表/图版（缘表·结构图））：![课件原图·《摄阿毗达摩义论表解-简体-完整版201802》·第161页](课件原图/课件原图_713cfba9_p161.png)</w:t>
-      </w:r>
-    </w:p>
-    <w:p>
-      <w:pPr>
-        <w:pStyle w:val="ListBullet"/>
-      </w:pPr>
-      <w:r>
-        <w:rPr>
-          <w:b w:val="0"/>
-        </w:rPr>
-        <w:t>《摄阿毗达摩义论表解-简体-完整版201802》第162页（表/图版（缘表·结构图））：![课件原图·《摄阿毗达摩义论表解-简体-完整版201802》·第162页](课件原图/课件原图_713cfba9_p162.png)</w:t>
-      </w:r>
-    </w:p>
-    <w:p>
-      <w:pPr>
-        <w:pStyle w:val="ListBullet"/>
-      </w:pPr>
-      <w:r>
-        <w:rPr>
-          <w:b w:val="0"/>
-        </w:rPr>
-        <w:t>《摄阿毗达摩义论表解-简体-完整版201802》第163页（表/图版（缘表·结构图））：![课件原图·《摄阿毗达摩义论表解-简体-完整版201802》·第163页](课件原图/课件原图_713cfba9_p163.png)</w:t>
-      </w:r>
-    </w:p>
-    <w:p>
-      <w:pPr>
-        <w:pStyle w:val="ListBullet"/>
-      </w:pPr>
-      <w:r>
-        <w:rPr>
-          <w:b w:val="0"/>
-        </w:rPr>
-        <w:t>《摄阿毗达摩义论表解-简体-完整版201802》第164页（表/图版（缘表·结构图））：![课件原图·《摄阿毗达摩义论表解-简体-完整版201802》·第164页](课件原图/课件原图_713cfba9_p164.png)</w:t>
-      </w:r>
-    </w:p>
-    <w:p>
-      <w:pPr>
-        <w:pStyle w:val="ListBullet"/>
-      </w:pPr>
-      <w:r>
-        <w:rPr>
-          <w:b w:val="0"/>
-        </w:rPr>
-        <w:t>《摄阿毗达摩义论表解-简体-完整版201802》第165页（表/图版（缘表·结构图））：![课件原图·《摄阿毗达摩义论表解-简体-完整版201802》·第165页](课件原图/课件原图_713cfba9_p165.png)</w:t>
-      </w:r>
-    </w:p>
-    <w:p>
-      <w:pPr>
-        <w:pStyle w:val="ListBullet"/>
-      </w:pPr>
-      <w:r>
-        <w:rPr>
-          <w:b w:val="0"/>
-        </w:rPr>
-        <w:t>《摄阿毗达摩义论表解-简体-完整版201802》第166页（表/图版（缘表·结构图））：![课件原图·《摄阿毗达摩义论表解-简体-完整版201802》·第166页](课件原图/课件原图_713cfba9_p166.png)</w:t>
-      </w:r>
-    </w:p>
-    <w:p>
-      <w:pPr>
-        <w:pStyle w:val="ListBullet"/>
-      </w:pPr>
-      <w:r>
-        <w:rPr>
-          <w:b w:val="0"/>
-        </w:rPr>
-        <w:t>《摄阿毗达摩义论表解-简体-完整版201802》第167页（表/图版（缘表·结构图））：![课件原图·《摄阿毗达摩义论表解-简体-完整版201802》·第167页](课件原图/课件原图_713cfba9_p167.png)</w:t>
-      </w:r>
-    </w:p>
-    <w:p>
-      <w:pPr>
-        <w:pStyle w:val="ListBullet"/>
-      </w:pPr>
-      <w:r>
-        <w:rPr>
-          <w:b w:val="0"/>
-        </w:rPr>
-        <w:t>《摄阿毗达摩义论表解-简体-完整版201802》第170页（表/图版（缘表·结构图））：![课件原图·《摄阿毗达摩义论表解-简体-完整版201802》·第170页](课件原图/课件原图_713cfba9_p170.png)</w:t>
-      </w:r>
-    </w:p>
-    <w:p>
-      <w:pPr>
-        <w:pStyle w:val="ListBullet"/>
-      </w:pPr>
-      <w:r>
-        <w:rPr>
-          <w:b w:val="0"/>
-        </w:rPr>
-        <w:t>《摄阿毗达摩义论表解-简体-完整版201802》第171页（表/图版（缘表·结构图））：![课件原图·《摄阿毗达摩义论表解-简体-完整版201802》·第171页](课件原图/课件原图_713cfba9_p171.png)</w:t>
-      </w:r>
-    </w:p>
-    <w:p>
-      <w:pPr>
-        <w:pStyle w:val="ListBullet"/>
-      </w:pPr>
-      <w:r>
-        <w:rPr>
-          <w:b w:val="0"/>
-        </w:rPr>
-        <w:t>《摄阿毗达摩义论表解-简体-完整版201802》第172页（表/图版（缘表·结构图））：![课件原图·《摄阿毗达摩义论表解-简体-完整版201802》·第172页](课件原图/课件原图_713cfba9_p172.png)</w:t>
-      </w:r>
-    </w:p>
-    <w:p>
-      <w:pPr>
-        <w:pStyle w:val="ListBullet"/>
-      </w:pPr>
-      <w:r>
-        <w:rPr>
-          <w:b w:val="0"/>
-        </w:rPr>
-        <w:t>《摄阿毗达摩义论表解-简体-完整版201802》第173页（表/图版（缘表·结构图））：![课件原图·《摄阿毗达摩义论表解-简体-完整版201802》·第173页](课件原图/课件原图_713cfba9_p173.png)</w:t>
-      </w:r>
-    </w:p>
-    <w:p>
-      <w:pPr>
-        <w:pStyle w:val="ListBullet"/>
-      </w:pPr>
-      <w:r>
-        <w:rPr>
-          <w:b w:val="0"/>
-        </w:rPr>
-        <w:t>《摄阿毗达摩义论表解-简体-完整版201802》第175页（表/图版（缘表·结构图））：![课件原图·《摄阿毗达摩义论表解-简体-完整版201802》·第175页](课件原图/课件原图_713cfba9_p175.png)</w:t>
-      </w:r>
-    </w:p>
-    <w:p>
-      <w:pPr>
-        <w:pStyle w:val="ListBullet"/>
-      </w:pPr>
-      <w:r>
-        <w:rPr>
-          <w:b w:val="0"/>
-        </w:rPr>
-        <w:t>《摄阿毗达摩义论表解-简体-完整版201802》第177页（表/图版（缘表·结构图））：![课件原图·《摄阿毗达摩义论表解-简体-完整版201802》·第177页](课件原图/课件原图_713cfba9_p177.png)</w:t>
-      </w:r>
-    </w:p>
-    <w:p>
-      <w:pPr>
-        <w:pStyle w:val="ListBullet"/>
-      </w:pPr>
-      <w:r>
-        <w:rPr>
-          <w:b w:val="0"/>
-        </w:rPr>
-        <w:t>《摄阿毗达摩义论表解-简体-完整版201802》第180页（表/图版（缘表·结构图））：![课件原图·《摄阿毗达摩义论表解-简体-完整版201802》·第180页](课件原图/课件原图_713cfba9_p180.png)</w:t>
-      </w:r>
-    </w:p>
-    <w:p>
-      <w:pPr>
-        <w:pStyle w:val="ListBullet"/>
-      </w:pPr>
-      <w:r>
-        <w:rPr>
-          <w:b w:val="0"/>
-        </w:rPr>
-        <w:t>《摄阿毗达摩义论表解-简体-完整版201802》第182页（表/图版（缘表·结构图））：![课件原图·《摄阿毗达摩义论表解-简体-完整版201802》·第182页](课件原图/课件原图_713cfba9_p182.png)</w:t>
-      </w:r>
-    </w:p>
-    <w:p>
-      <w:pPr>
-        <w:pStyle w:val="ListBullet"/>
-      </w:pPr>
-      <w:r>
-        <w:rPr>
-          <w:b w:val="0"/>
-        </w:rPr>
-        <w:t>《摄阿毗达摩义论表解-简体-完整版201802》第184页（表/图版（缘表·结构图））：![课件原图·《摄阿毗达摩义论表解-简体-完整版201802》·第184页](课件原图/课件原图_713cfba9_p184.png)</w:t>
-      </w:r>
-    </w:p>
-    <w:p>
-      <w:pPr>
-        <w:pStyle w:val="ListBullet"/>
-      </w:pPr>
-      <w:r>
-        <w:rPr>
-          <w:b w:val="0"/>
-        </w:rPr>
-        <w:t>《摄阿毗达摩义论表解-简体-完整版201802》第186页（表/图版（缘表·结构图））：![课件原图·《摄阿毗达摩义论表解-简体-完整版201802》·第186页](课件原图/课件原图_713cfba9_p186.png)</w:t>
-      </w:r>
-    </w:p>
-    <w:p>
-      <w:pPr>
-        <w:pStyle w:val="ListBullet"/>
-      </w:pPr>
-      <w:r>
-        <w:rPr>
-          <w:b w:val="0"/>
-        </w:rPr>
-        <w:t>《摄阿毗达摩义论表解-简体-完整版201802》第187页（表/图版（缘表·结构图））：![课件原图·《摄阿毗达摩义论表解-简体-完整版201802》·第187页](课件原图/课件原图_713cfba9_p187.png)</w:t>
-      </w:r>
-    </w:p>
-    <w:p>
-      <w:pPr>
-        <w:pStyle w:val="ListBullet"/>
-      </w:pPr>
-      <w:r>
-        <w:rPr>
-          <w:b w:val="0"/>
-        </w:rPr>
-        <w:t>《摄阿毗达摩义论表解-简体-完整版201802》第188页（表/图版（缘表·结构图））：![课件原图·《摄阿毗达摩义论表解-简体-完整版201802》·第188页](课件原图/课件原图_713cfba9_p188.png)</w:t>
-      </w:r>
-    </w:p>
-    <w:p>
-      <w:pPr>
-        <w:pStyle w:val="ListBullet"/>
-      </w:pPr>
-      <w:r>
-        <w:rPr>
-          <w:b w:val="0"/>
-        </w:rPr>
-        <w:t>《摄阿毗达摩义论表解-简体-完整版201802》第189页（表/图版（缘表·结构图））：![课件原图·《摄阿毗达摩义论表解-简体-完整版201802》·第189页](课件原图/课件原图_713cfba9_p189.png)</w:t>
-      </w:r>
-    </w:p>
-    <w:p>
-      <w:pPr>
-        <w:pStyle w:val="ListBullet"/>
-      </w:pPr>
-      <w:r>
-        <w:rPr>
-          <w:b w:val="0"/>
-        </w:rPr>
-        <w:t>《摄阿毗达摩义论表解-简体-完整版201802》第190页（表/图版（缘表·结构图））：![课件原图·《摄阿毗达摩义论表解-简体-完整版201802》·第190页](课件原图/课件原图_713cfba9_p190.png)</w:t>
-      </w:r>
-    </w:p>
-    <w:p>
-      <w:pPr>
-        <w:pStyle w:val="ListBullet"/>
-      </w:pPr>
-      <w:r>
-        <w:rPr>
-          <w:b w:val="0"/>
-        </w:rPr>
-        <w:t>《摄阿毗达摩义论表解-简体-完整版201802》第191页（表/图版（缘表·结构图））：![课件原图·《摄阿毗达摩义论表解-简体-完整版201802》·第191页](课件原图/课件原图_713cfba9_p191.png)</w:t>
-      </w:r>
-    </w:p>
-    <w:p>
-      <w:pPr>
-        <w:pStyle w:val="ListBullet"/>
-      </w:pPr>
-      <w:r>
-        <w:rPr>
-          <w:b w:val="0"/>
-        </w:rPr>
-        <w:t>《摄阿毗达摩义论表解-简体-完整版201802》第192页（表/图版（缘表·结构图））：![课件原图·《摄阿毗达摩义论表解-简体-完整版201802》·第192页](课件原图/课件原图_713cfba9_p192.png)</w:t>
-      </w:r>
-    </w:p>
-    <w:p>
-      <w:pPr>
-        <w:pStyle w:val="ListBullet"/>
-      </w:pPr>
-      <w:r>
-        <w:rPr>
-          <w:b w:val="0"/>
-        </w:rPr>
-        <w:t>《摄阿毗达摩义论表解-简体-完整版201802》第193页（表/图版（缘表·结构图））：![课件原图·《摄阿毗达摩义论表解-简体-完整版201802》·第193页](课件原图/课件原图_713cfba9_p193.png)</w:t>
-      </w:r>
-    </w:p>
-    <w:p>
-      <w:pPr>
-        <w:pStyle w:val="ListBullet"/>
-      </w:pPr>
-      <w:r>
-        <w:rPr>
-          <w:b w:val="0"/>
-        </w:rPr>
-        <w:t>《摄阿毗达摩义论表解-简体-完整版201802》第194页（表/图版（缘表·结构图））：![课件原图·《摄阿毗达摩义论表解-简体-完整版201802》·第194页](课件原图/课件原图_713cfba9_p194.png)</w:t>
-      </w:r>
-    </w:p>
-    <w:p>
-      <w:pPr>
-        <w:pStyle w:val="ListBullet"/>
-      </w:pPr>
-      <w:r>
-        <w:rPr>
-          <w:b w:val="0"/>
-        </w:rPr>
-        <w:t>《摄阿毗达摩义论表解-简体-完整版201802》第195页（表/图版（缘表·结构图））：![课件原图·《摄阿毗达摩义论表解-简体-完整版201802》·第195页](课件原图/课件原图_713cfba9_p195.png)</w:t>
-      </w:r>
-    </w:p>
-    <w:p>
-      <w:pPr>
-        <w:pStyle w:val="ListBullet"/>
-      </w:pPr>
-      <w:r>
-        <w:rPr>
-          <w:b w:val="0"/>
-        </w:rPr>
-        <w:t>《摄阿毗达摩义论表解-简体-完整版201802》第196页（表/图版（缘表·结构图））：![课件原图·《摄阿毗达摩义论表解-简体-完整版201802》·第196页](课件原图/课件原图_713cfba9_p196.png)</w:t>
-      </w:r>
-    </w:p>
-    <w:p>
-      <w:pPr>
-        <w:pStyle w:val="ListBullet"/>
-      </w:pPr>
-      <w:r>
-        <w:rPr>
-          <w:b w:val="0"/>
-        </w:rPr>
-        <w:t>《摄阿毗达摩义论表解-简体-完整版201802》第199页（表/图版（缘表·结构图））：![课件原图·《摄阿毗达摩义论表解-简体-完整版201802》·第199页](课件原图/课件原图_713cfba9_p199.png)</w:t>
-      </w:r>
-    </w:p>
-    <w:p>
-      <w:pPr>
-        <w:pStyle w:val="ListBullet"/>
-      </w:pPr>
-      <w:r>
-        <w:rPr>
-          <w:b w:val="0"/>
-        </w:rPr>
-        <w:t>《摄阿毗达摩义论表解-简体-完整版201802》第200页（表/图版（缘表·结构图））：![课件原图·《摄阿毗达摩义论表解-简体-完整版201802》·第200页](课件原图/课件原图_713cfba9_p200.png)</w:t>
-      </w:r>
-    </w:p>
-    <w:p>
-      <w:pPr>
-        <w:pStyle w:val="ListBullet"/>
-      </w:pPr>
-      <w:r>
-        <w:rPr>
-          <w:b w:val="0"/>
-        </w:rPr>
-        <w:t>《摄阿毗达摩义论表解-简体-完整版201802》第201页（表/图版（缘表·结构图））：![课件原图·《摄阿毗达摩义论表解-简体-完整版201802》·第201页](课件原图/课件原图_713cfba9_p201.png)</w:t>
-      </w:r>
-    </w:p>
-    <w:p>
-      <w:pPr>
-        <w:pStyle w:val="ListBullet"/>
-      </w:pPr>
-      <w:r>
-        <w:rPr>
-          <w:b w:val="0"/>
-        </w:rPr>
-        <w:t>《摄阿毗达摩义论表解-简体-完整版201802》第202页（表/图版（缘表·结构图））：![课件原图·《摄阿毗达摩义论表解-简体-完整版201802》·第202页](课件原图/课件原图_713cfba9_p202.png)</w:t>
-      </w:r>
-    </w:p>
-    <w:p>
-      <w:pPr>
-        <w:pStyle w:val="ListBullet"/>
-      </w:pPr>
-      <w:r>
-        <w:rPr>
-          <w:b w:val="0"/>
-        </w:rPr>
-        <w:t>《摄阿毗达摩义论表解-简体-完整版201802》第203页（表/图版（缘表·结构图））：![课件原图·《摄阿毗达摩义论表解-简体-完整版201802》·第203页](课件原图/课件原图_713cfba9_p203.png)</w:t>
-      </w:r>
-    </w:p>
-    <w:p>
-      <w:pPr>
-        <w:pStyle w:val="ListBullet"/>
-      </w:pPr>
-      <w:r>
-        <w:rPr>
-          <w:b w:val="0"/>
-        </w:rPr>
-        <w:t>《摄阿毗达摩义论表解-简体-完整版201802》第204页（表/图版（缘表·结构图））：![课件原图·《摄阿毗达摩义论表解-简体-完整版201802》·第204页](课件原图/课件原图_713cfba9_p204.png)</w:t>
-      </w:r>
-    </w:p>
-    <w:p>
-      <w:pPr>
-        <w:pStyle w:val="ListBullet"/>
-      </w:pPr>
-      <w:r>
-        <w:rPr>
-          <w:b w:val="0"/>
-        </w:rPr>
-        <w:t>《摄阿毗达摩义论表解-简体-完整版201802》第206页（表/图版（缘表·结构图））：![课件原图·《摄阿毗达摩义论表解-简体-完整版201802》·第206页](课件原图/课件原图_713cfba9_p206.png)</w:t>
-      </w:r>
-    </w:p>
-    <w:p>
-      <w:pPr>
-        <w:pStyle w:val="ListBullet"/>
-      </w:pPr>
-      <w:r>
-        <w:rPr>
-          <w:b w:val="0"/>
-        </w:rPr>
-        <w:t>《摄阿毗达摩义论表解-简体-完整版201802》第207页（表/图版（缘表·结构图））：![课件原图·《摄阿毗达摩义论表解-简体-完整版201802》·第207页](课件原图/课件原图_713cfba9_p207.png)</w:t>
-      </w:r>
-    </w:p>
-    <w:p>
-      <w:pPr>
-        <w:pStyle w:val="ListBullet"/>
-      </w:pPr>
-      <w:r>
-        <w:rPr>
-          <w:b w:val="0"/>
-        </w:rPr>
-        <w:t>《摄阿毗达摩义论表解-简体-完整版201802》第208页（表/图版（缘表·结构图））：![课件原图·《摄阿毗达摩义论表解-简体-完整版201802》·第208页](课件原图/课件原图_713cfba9_p208.png)</w:t>
-      </w:r>
-    </w:p>
-    <w:p>
-      <w:pPr>
-        <w:pStyle w:val="ListBullet"/>
-      </w:pPr>
-      <w:r>
-        <w:rPr>
-          <w:b w:val="0"/>
-        </w:rPr>
-        <w:t>《摄阿毗达摩义论表解-简体-完整版201802》第209页（表/图版（缘表·结构图））：![课件原图·《摄阿毗达摩义论表解-简体-完整版201802》·第209页](课件原图/课件原图_713cfba9_p209.png)</w:t>
-      </w:r>
-    </w:p>
-    <w:p>
-      <w:pPr>
-        <w:pStyle w:val="ListBullet"/>
-      </w:pPr>
-      <w:r>
-        <w:rPr>
-          <w:b w:val="0"/>
-        </w:rPr>
-        <w:t>《摄阿毗达摩义论表解-简体-完整版201802》第211页（表/图版（缘表·结构图））：![课件原图·《摄阿毗达摩义论表解-简体-完整版201802》·第211页](课件原图/课件原图_713cfba9_p211.png)</w:t>
-      </w:r>
-    </w:p>
-    <w:p>
-      <w:pPr>
-        <w:pStyle w:val="ListBullet"/>
-      </w:pPr>
-      <w:r>
-        <w:rPr>
-          <w:b w:val="0"/>
-        </w:rPr>
-        <w:t>《摄阿毗达摩义论表解-简体-完整版201802》第212页（表/图版（缘表·结构图））：![课件原图·《摄阿毗达摩义论表解-简体-完整版201802》·第212页](课件原图/课件原图_713cfba9_p212.png)</w:t>
-      </w:r>
-    </w:p>
-    <w:p>
-      <w:pPr>
-        <w:pStyle w:val="ListBullet"/>
-      </w:pPr>
-      <w:r>
-        <w:rPr>
-          <w:b w:val="0"/>
-        </w:rPr>
-        <w:t>《摄阿毗达摩义论表解-简体-完整版201802》第213页（表/图版（缘表·结构图））：![课件原图·《摄阿毗达摩义论表解-简体-完整版201802》·第213页](课件原图/课件原图_713cfba9_p213.png)</w:t>
-      </w:r>
-    </w:p>
-    <w:p>
-      <w:pPr>
-        <w:pStyle w:val="ListBullet"/>
-      </w:pPr>
-      <w:r>
-        <w:rPr>
-          <w:b w:val="0"/>
-        </w:rPr>
-        <w:t>《摄阿毗达摩义论表解-简体-完整版201802》第214页（表/图版（缘表·结构图））：![课件原图·《摄阿毗达摩义论表解-简体-完整版201802》·第214页](课件原图/课件原图_713cfba9_p214.png)</w:t>
-      </w:r>
-    </w:p>
-    <w:p>
-      <w:pPr>
-        <w:pStyle w:val="ListBullet"/>
-      </w:pPr>
-      <w:r>
-        <w:rPr>
-          <w:b w:val="0"/>
-        </w:rPr>
-        <w:t>《摄阿毗达摩义论表解-简体-完整版201802》第215页（表/图版（缘表·结构图））：![课件原图·《摄阿毗达摩义论表解-简体-完整版201802》·第215页](课件原图/课件原图_713cfba9_p215.png)</w:t>
-      </w:r>
-    </w:p>
-    <w:p>
-      <w:pPr>
-        <w:pStyle w:val="ListBullet"/>
-      </w:pPr>
-      <w:r>
-        <w:rPr>
-          <w:b w:val="0"/>
-        </w:rPr>
-        <w:t>《摄阿毗达摩义论表解-简体-完整版201802》第216页（表/图版（缘表·结构图））：![课件原图·《摄阿毗达摩义论表解-简体-完整版201802》·第216页](课件原图/课件原图_713cfba9_p216.png)</w:t>
-      </w:r>
-    </w:p>
-    <w:p>
-      <w:pPr>
-        <w:pStyle w:val="ListBullet"/>
-      </w:pPr>
-      <w:r>
-        <w:rPr>
-          <w:b w:val="0"/>
-        </w:rPr>
-        <w:t>《摄阿毗达摩义论表解-简体-完整版201802》第217页（表/图版（缘表·结构图））：![课件原图·《摄阿毗达摩义论表解-简体-完整版201802》·第217页](课件原图/课件原图_713cfba9_p217.png)</w:t>
-      </w:r>
-    </w:p>
-    <w:p>
-      <w:pPr>
-        <w:pStyle w:val="ListBullet"/>
-      </w:pPr>
-      <w:r>
-        <w:rPr>
-          <w:b w:val="0"/>
-        </w:rPr>
-        <w:t>《摄阿毗达摩义论表解-简体-完整版201802》第218页（表/图版（缘表·结构图））：![课件原图·《摄阿毗达摩义论表解-简体-完整版201802》·第218页](课件原图/课件原图_713cfba9_p218.png)</w:t>
-      </w:r>
-    </w:p>
-    <w:p>
-      <w:pPr>
-        <w:pStyle w:val="ListBullet"/>
-      </w:pPr>
-      <w:r>
-        <w:rPr>
-          <w:b w:val="0"/>
-        </w:rPr>
-        <w:t>《摄阿毗达摩义论表解-简体-完整版201802》第219页（表/图版（缘表·结构图））：![课件原图·《摄阿毗达摩义论表解-简体-完整版201802》·第219页](课件原图/课件原图_713cfba9_p219.png)</w:t>
-      </w:r>
-    </w:p>
-    <w:p>
-      <w:pPr>
-        <w:pStyle w:val="ListBullet"/>
-      </w:pPr>
-      <w:r>
-        <w:rPr>
-          <w:b w:val="0"/>
-        </w:rPr>
-        <w:t>《摄阿毗达摩义论表解-简体-完整版201802》第221页（表/图版（缘表·结构图））：![课件原图·《摄阿毗达摩义论表解-简体-完整版201802》·第221页](课件原图/课件原图_713cfba9_p221.png)</w:t>
-      </w:r>
-    </w:p>
-    <w:p>
-      <w:pPr>
-        <w:pStyle w:val="ListBullet"/>
-      </w:pPr>
-      <w:r>
-        <w:rPr>
-          <w:b w:val="0"/>
-        </w:rPr>
-        <w:t>《摄阿毗达摩义论表解-简体-完整版201802》第222页（表/图版（缘表·结构图））：![课件原图·《摄阿毗达摩义论表解-简体-完整版201802》·第222页](课件原图/课件原图_713cfba9_p222.png)</w:t>
-      </w:r>
-    </w:p>
-    <w:p>
-      <w:pPr>
-        <w:pStyle w:val="ListBullet"/>
-      </w:pPr>
-      <w:r>
-        <w:rPr>
-          <w:b w:val="0"/>
-        </w:rPr>
-        <w:t>《摄阿毗达摩义论表解-简体-完整版201802》第223页（表/图版（缘表·结构图））：![课件原图·《摄阿毗达摩义论表解-简体-完整版201802》·第223页](课件原图/课件原图_713cfba9_p223.png)</w:t>
-      </w:r>
-    </w:p>
-    <w:p>
-      <w:pPr>
-        <w:pStyle w:val="ListBullet"/>
-      </w:pPr>
-      <w:r>
-        <w:rPr>
-          <w:b w:val="0"/>
-        </w:rPr>
-        <w:t>《摄阿毗达摩义论表解-简体-完整版201802》第224页（表/图版（缘表·结构图））：![课件原图·《摄阿毗达摩义论表解-简体-完整版201802》·第224页](课件原图/课件原图_713cfba9_p224.png)</w:t>
-      </w:r>
-    </w:p>
-    <w:p>
-      <w:pPr>
-        <w:pStyle w:val="ListBullet"/>
-      </w:pPr>
-      <w:r>
-        <w:rPr>
-          <w:b w:val="0"/>
-        </w:rPr>
-        <w:t>《摄阿毗达摩义论表解-简体-完整版201802》第225页（表/图版（缘表·结构图））：![课件原图·《摄阿毗达摩义论表解-简体-完整版201802》·第225页](课件原图/课件原图_713cfba9_p225.png)</w:t>
-      </w:r>
-    </w:p>
-    <w:p>
-      <w:pPr>
-        <w:pStyle w:val="ListBullet"/>
-      </w:pPr>
-      <w:r>
-        <w:rPr>
-          <w:b w:val="0"/>
-        </w:rPr>
-        <w:t>《摄阿毗达摩义论表解-简体-完整版201802》第226页（表/图版（缘表·结构图））：![课件原图·《摄阿毗达摩义论表解-简体-完整版201802》·第226页](课件原图/课件原图_713cfba9_p226.png)</w:t>
-      </w:r>
-    </w:p>
-    <w:p>
-      <w:pPr>
-        <w:pStyle w:val="ListBullet"/>
-      </w:pPr>
-      <w:r>
-        <w:rPr>
-          <w:b w:val="0"/>
-        </w:rPr>
-        <w:t>《摄阿毗达摩义论表解-简体-完整版201802》第227页（表/图版（缘表·结构图））：![课件原图·《摄阿毗达摩义论表解-简体-完整版201802》·第227页](课件原图/课件原图_713cfba9_p227.png)</w:t>
-      </w:r>
-    </w:p>
-    <w:p>
-      <w:pPr>
-        <w:pStyle w:val="ListBullet"/>
-      </w:pPr>
-      <w:r>
-        <w:rPr>
-          <w:b w:val="0"/>
-        </w:rPr>
-        <w:t>《摄阿毗达摩义论表解-简体-完整版201802》第228页（表/图版（缘表·结构图））：![课件原图·《摄阿毗达摩义论表解-简体-完整版201802》·第228页](课件原图/课件原图_713cfba9_p228.png)</w:t>
-      </w:r>
-    </w:p>
-    <w:p>
-      <w:pPr>
-        <w:pStyle w:val="ListBullet"/>
-      </w:pPr>
-      <w:r>
-        <w:rPr>
-          <w:b w:val="0"/>
-        </w:rPr>
-        <w:t>《摄阿毗达摩义论表解-简体-完整版201802》第229页（表/图版（缘表·结构图））：![课件原图·《摄阿毗达摩义论表解-简体-完整版201802》·第229页](课件原图/课件原图_713cfba9_p229.png)</w:t>
-      </w:r>
-    </w:p>
-    <w:p>
-      <w:pPr>
-        <w:pStyle w:val="ListBullet"/>
-      </w:pPr>
-      <w:r>
-        <w:rPr>
-          <w:b w:val="0"/>
-        </w:rPr>
-        <w:t>《摄阿毗达摩义论表解-简体-完整版201802》第230页（表/图版（缘表·结构图））：![课件原图·《摄阿毗达摩义论表解-简体-完整版201802》·第230页](课件原图/课件原图_713cfba9_p230.png)</w:t>
-      </w:r>
-    </w:p>
-    <w:p>
-      <w:pPr>
-        <w:pStyle w:val="ListBullet"/>
-      </w:pPr>
-      <w:r>
-        <w:rPr>
-          <w:b w:val="0"/>
-        </w:rPr>
-        <w:t>《摄阿毗达摩义论表解-简体-完整版201802》第231页（表/图版（缘表·结构图））：![课件原图·《摄阿毗达摩义论表解-简体-完整版201802》·第231页](课件原图/课件原图_713cfba9_p231.png)</w:t>
-      </w:r>
-    </w:p>
-    <w:p>
-      <w:pPr>
-        <w:pStyle w:val="ListBullet"/>
-      </w:pPr>
-      <w:r>
-        <w:rPr>
-          <w:b w:val="0"/>
-        </w:rPr>
-        <w:t>《摄阿毗达摩义论表解-简体-完整版201802》第232页（表/图版（缘表·结构图））：![课件原图·《摄阿毗达摩义论表解-简体-完整版201802》·第232页](课件原图/课件原图_713cfba9_p232.png)</w:t>
-      </w:r>
-    </w:p>
-    <w:p>
-      <w:pPr>
-        <w:pStyle w:val="ListBullet"/>
-      </w:pPr>
-      <w:r>
-        <w:rPr>
-          <w:b w:val="0"/>
-        </w:rPr>
-        <w:t>《摄阿毗达摩义论表解-简体-完整版201802》第233页（表/图版（缘表·结构图））：![课件原图·《摄阿毗达摩义论表解-简体-完整版201802》·第233页](课件原图/课件原图_713cfba9_p233.png)</w:t>
-      </w:r>
-    </w:p>
-    <w:p>
-      <w:pPr>
-        <w:pStyle w:val="ListBullet"/>
-      </w:pPr>
-      <w:r>
-        <w:rPr>
-          <w:b w:val="0"/>
-        </w:rPr>
-        <w:t>《摄阿毗达摩义论表解-简体-完整版201802》第234页（表/图版（缘表·结构图））：![课件原图·《摄阿毗达摩义论表解-简体-完整版201802》·第234页](课件原图/课件原图_713cfba9_p234.png)</w:t>
-      </w:r>
-    </w:p>
-    <w:p>
-      <w:pPr>
-        <w:pStyle w:val="ListBullet"/>
-      </w:pPr>
-      <w:r>
-        <w:rPr>
-          <w:b w:val="0"/>
-        </w:rPr>
-        <w:t>《摄阿毗达摩义论表解-简体-完整版201802》第235页（表/图版（缘表·结构图））：![课件原图·《摄阿毗达摩义论表解-简体-完整版201802》·第235页](课件原图/课件原图_713cfba9_p235.png)</w:t>
-      </w:r>
-    </w:p>
-    <w:p>
-      <w:pPr>
-        <w:pStyle w:val="ListBullet"/>
-      </w:pPr>
-      <w:r>
-        <w:rPr>
-          <w:b w:val="0"/>
-        </w:rPr>
-        <w:t>《摄阿毗达摩义论表解-简体-完整版201802》第236页（表/图版（缘表·结构图））：![课件原图·《摄阿毗达摩义论表解-简体-完整版201802》·第236页](课件原图/课件原图_713cfba9_p236.png)</w:t>
-      </w:r>
-    </w:p>
-    <w:p>
-      <w:pPr>
-        <w:pStyle w:val="ListBullet"/>
-      </w:pPr>
-      <w:r>
-        <w:rPr>
-          <w:b w:val="0"/>
-        </w:rPr>
-        <w:t>《摄阿毗达摩义论表解-简体-完整版201802》第237页（表/图版（缘表·结构图））：![课件原图·《摄阿毗达摩义论表解-简体-完整版201802》·第237页](课件原图/课件原图_713cfba9_p237.png)</w:t>
-      </w:r>
-    </w:p>
-    <w:p>
-      <w:pPr>
-        <w:pStyle w:val="ListBullet"/>
-      </w:pPr>
-      <w:r>
-        <w:rPr>
-          <w:b w:val="0"/>
-        </w:rPr>
-        <w:t>《摄阿毗达摩义论表解-简体-完整版201802》第238页（表/图版（缘表·结构图））：![课件原图·《摄阿毗达摩义论表解-简体-完整版201802》·第238页](课件原图/课件原图_713cfba9_p238.png)</w:t>
-      </w:r>
-    </w:p>
-    <w:p>
-      <w:pPr>
-        <w:pStyle w:val="ListBullet"/>
-      </w:pPr>
-      <w:r>
-        <w:rPr>
-          <w:b w:val="0"/>
-        </w:rPr>
-        <w:t>《摄阿毗达摩义论表解-简体-完整版201802》第239页（表/图版（缘表·结构图））：![课件原图·《摄阿毗达摩义论表解-简体-完整版201802》·第239页](课件原图/课件原图_713cfba9_p239.png)</w:t>
-      </w:r>
-    </w:p>
-    <w:p>
-      <w:pPr>
-        <w:pStyle w:val="ListBullet"/>
-      </w:pPr>
-      <w:r>
-        <w:rPr>
-          <w:b w:val="0"/>
-        </w:rPr>
-        <w:t>《摄阿毗达摩义论表解-简体-完整版201802》第240页（表/图版（缘表·结构图））：![课件原图·《摄阿毗达摩义论表解-简体-完整版201802》·第240页](课件原图/课件原图_713cfba9_p240.png)</w:t>
-      </w:r>
-    </w:p>
-    <w:p>
-      <w:pPr>
-        <w:pStyle w:val="ListBullet"/>
-      </w:pPr>
-      <w:r>
-        <w:rPr>
-          <w:b w:val="0"/>
-        </w:rPr>
-        <w:t>《摄阿毗达摩义论表解-简体-完整版201802》第241页（表/图版（缘表·结构图））：![课件原图·《摄阿毗达摩义论表解-简体-完整版201802》·第241页](课件原图/课件原图_713cfba9_p241.png)</w:t>
-      </w:r>
-    </w:p>
-    <w:p>
-      <w:pPr>
-        <w:pStyle w:val="ListBullet"/>
-      </w:pPr>
-      <w:r>
-        <w:rPr>
-          <w:b w:val="0"/>
-        </w:rPr>
-        <w:t>《摄阿毗达摩义论表解-简体-完整版201802》第242页（表/图版（缘表·结构图））：![课件原图·《摄阿毗达摩义论表解-简体-完整版201802》·第242页](课件原图/课件原图_713cfba9_p242.png)</w:t>
-      </w:r>
-    </w:p>
-    <w:p>
-      <w:pPr>
-        <w:pStyle w:val="ListBullet"/>
-      </w:pPr>
-      <w:r>
-        <w:rPr>
-          <w:b w:val="0"/>
-        </w:rPr>
-        <w:t>《摄阿毗达摩义论表解-简体-完整版201802》第243页（表/图版（缘表·结构图））：![课件原图·《摄阿毗达摩义论表解-简体-完整版201802》·第243页](课件原图/课件原图_713cfba9_p243.png)</w:t>
-      </w:r>
-    </w:p>
-    <w:p>
-      <w:pPr>
-        <w:pStyle w:val="ListBullet"/>
-      </w:pPr>
-      <w:r>
-        <w:rPr>
-          <w:b w:val="0"/>
-        </w:rPr>
-        <w:t>《摄阿毗达摩义论表解-简体-完整版201802》第246页（表/图版（缘表·结构图））：![课件原图·《摄阿毗达摩义论表解-简体-完整版201802》·第246页](课件原图/课件原图_713cfba9_p246.png)</w:t>
-      </w:r>
-    </w:p>
-    <w:p>
-      <w:pPr>
-        <w:pStyle w:val="ListBullet"/>
-      </w:pPr>
-      <w:r>
-        <w:rPr>
-          <w:b w:val="0"/>
-        </w:rPr>
-        <w:t>《摄阿毗达摩义论表解-简体-完整版201802》第249页（表/图版（缘表·结构图））：![课件原图·《摄阿毗达摩义论表解-简体-完整版201802》·第249页](课件原图/课件原图_713cfba9_p249.png)</w:t>
-      </w:r>
-    </w:p>
-    <w:p>
-      <w:pPr>
-        <w:pStyle w:val="ListBullet"/>
-      </w:pPr>
-      <w:r>
-        <w:rPr>
-          <w:b w:val="0"/>
-        </w:rPr>
-        <w:t>《摄阿毗达摩义论表解-简体-完整版201802》第254页（表/图版（缘表·结构图））：![课件原图·《摄阿毗达摩义论表解-简体-完整版201802》·第254页](课件原图/课件原图_713cfba9_p254.png)</w:t>
-      </w:r>
-    </w:p>
-    <w:p>
-      <w:pPr>
-        <w:pStyle w:val="ListBullet"/>
-      </w:pPr>
-      <w:r>
-        <w:rPr>
-          <w:b w:val="0"/>
-        </w:rPr>
-        <w:t>《摄阿毗达摩义论表解-简体-完整版201802》第255页（表/图版（缘表·结构图））：![课件原图·《摄阿毗达摩义论表解-简体-完整版201802》·第255页](课件原图/课件原图_713cfba9_p255.png)</w:t>
-      </w:r>
-    </w:p>
-    <w:p>
-      <w:pPr>
-        <w:pStyle w:val="ListBullet"/>
-      </w:pPr>
-      <w:r>
-        <w:rPr>
-          <w:b w:val="0"/>
-        </w:rPr>
-        <w:t>《摄阿毗达摩义论表解-简体-完整版201802》第256页（表/图版（缘表·结构图））：![课件原图·《摄阿毗达摩义论表解-简体-完整版201802》·第256页](课件原图/课件原图_713cfba9_p256.png)</w:t>
-      </w:r>
-    </w:p>
-    <w:p>
-      <w:pPr>
-        <w:pStyle w:val="ListBullet"/>
-      </w:pPr>
-      <w:r>
-        <w:rPr>
-          <w:b w:val="0"/>
-        </w:rPr>
-        <w:t>《摄阿毗达摩义论表解-简体-完整版201802》第260页（表/图版（缘表·结构图））：![课件原图·《摄阿毗达摩义论表解-简体-完整版201802》·第260页](课件原图/课件原图_713cfba9_p260.png)</w:t>
-      </w:r>
-    </w:p>
-    <w:p>
-      <w:pPr>
-        <w:pStyle w:val="ListBullet"/>
-      </w:pPr>
-      <w:r>
-        <w:rPr>
-          <w:b w:val="0"/>
-        </w:rPr>
-        <w:t>《摄阿毗达摩义论表解-简体-完整版201802》第262页（表/图版（缘表·结构图））：![课件原图·《摄阿毗达摩义论表解-简体-完整版201802》·第262页](课件原图/课件原图_713cfba9_p262.png)</w:t>
-      </w:r>
-    </w:p>
-    <w:p>
-      <w:pPr>
-        <w:pStyle w:val="ListBullet"/>
-      </w:pPr>
-      <w:r>
-        <w:rPr>
-          <w:b w:val="0"/>
-        </w:rPr>
-        <w:t>《摄阿毗达摩义论表解-简体-完整版201802》第270页（表/图版（缘表·结构图））：![课件原图·《摄阿毗达摩义论表解-简体-完整版201802》·第270页](课件原图/课件原图_713cfba9_p270.png)</w:t>
-      </w:r>
-    </w:p>
-    <w:p>
-      <w:pPr>
-        <w:pStyle w:val="ListBullet"/>
-      </w:pPr>
-      <w:r>
-        <w:rPr>
-          <w:b w:val="0"/>
-        </w:rPr>
-        <w:t>《摄阿毗达摩义论表解-简体-完整版201802》第279页（表/图版（缘表·结构图））：![课件原图·《摄阿毗达摩义论表解-简体-完整版201802》·第279页](课件原图/课件原图_713cfba9_p279.png)</w:t>
-      </w:r>
-    </w:p>
-    <w:p>
-      <w:pPr>
-        <w:pStyle w:val="ListBullet"/>
-      </w:pPr>
-      <w:r>
-        <w:rPr>
-          <w:b w:val="0"/>
-        </w:rPr>
-        <w:t>《摄阿毗达摩义论表解-简体-完整版201802》第289页（表/图版（缘表·结构图））：![课件原图·《摄阿毗达摩义论表解-简体-完整版201802》·第289页](课件原图/课件原图_713cfba9_p289.png)</w:t>
-      </w:r>
-    </w:p>
-    <w:p>
-      <w:pPr>
-        <w:pStyle w:val="ListBullet"/>
-      </w:pPr>
-      <w:r>
-        <w:rPr>
-          <w:b w:val="0"/>
-        </w:rPr>
-        <w:t>《摄阿毗达摩义论表解-简体-完整版201802》第363页（表/图版（缘表·结构图））：![课件原图·《摄阿毗达摩义论表解-简体-完整版201802》·第363页](课件原图/课件原图_713cfba9_p363.png)</w:t>
-      </w:r>
-    </w:p>
-    <w:p>
-      <w:pPr>
-        <w:pStyle w:val="ListBullet"/>
-      </w:pPr>
-      <w:r>
-        <w:rPr>
-          <w:b w:val="0"/>
-        </w:rPr>
-        <w:t>《摄阿毗达摩义论表解-简体-完整版201802》第389页（表/图版（缘表·结构图））：![课件原图·《摄阿毗达摩义论表解-简体-完整版201802》·第389页](课件原图/课件原图_713cfba9_p389.png)</w:t>
-      </w:r>
-    </w:p>
-    <w:p>
-      <w:pPr>
-        <w:pStyle w:val="ListBullet"/>
-      </w:pPr>
-      <w:r>
-        <w:rPr>
-          <w:b w:val="0"/>
-        </w:rPr>
-        <w:t>《摄阿毗达摩义论表解-简体-完整版201802》第419页（表/图版（缘表·结构图））：![课件原图·《摄阿毗达摩义论表解-简体-完整版201802》·第419页](课件原图/课件原图_713cfba9_p419.png)</w:t>
-      </w:r>
-    </w:p>
-    <w:p>
-      <w:pPr>
-        <w:pStyle w:val="ListBullet"/>
-      </w:pPr>
-      <w:r>
-        <w:rPr>
-          <w:b w:val="0"/>
-        </w:rPr>
-        <w:t>《如来禅修学体系41-摄心分别3（课件）》第3页（结构图/表格）：![课件原图·《如来禅修学体系41-摄心分别3（课件）》·第3页](课件原图/课件原图_8ca22c51_p03.png)</w:t>
-      </w:r>
-    </w:p>
-    <w:p>
-      <w:pPr>
-        <w:pStyle w:val="ListBullet"/>
-      </w:pPr>
-      <w:r>
-        <w:rPr>
-          <w:b w:val="0"/>
-        </w:rPr>
-        <w:t>《如来禅修学体系41-摄心分别3（课件）》第4页（结构图/表格）：![课件原图·《如来禅修学体系41-摄心分别3（课件）》·第4页](课件原图/课件原图_8ca22c51_p04.png)</w:t>
-      </w:r>
-    </w:p>
-    <w:p>
-      <w:pPr>
-        <w:pStyle w:val="ListBullet"/>
-      </w:pPr>
-      <w:r>
-        <w:rPr>
-          <w:b w:val="0"/>
-        </w:rPr>
-        <w:t>《如来禅修学体系41-摄心分别3（课件）》第5页（结构图/表格）：![课件原图·《如来禅修学体系41-摄心分别3（课件）》·第5页](课件原图/课件原图_8ca22c51_p05.png)</w:t>
+        <w:t>《摄阿毗达摩义论表解-简体-完整版201802》第225页（表/图版（缘表·结构图））：![课件原图·《摄阿毗达摩义论表解-简体-完整版201802》·第225页](课件原图/课件原图_713cfba9_p225.jpg)</w:t>
       </w:r>
     </w:p>
     <w:p>

--- a/交付成果/第三轮修订版/第三轮4周版/读书会14_阿毗达摩基础_4周资料包（第三版修订）/Word版/第2周_善不善心与心所总说_主持人版.docx
+++ b/交付成果/第三轮修订版/第三轮4周版/读书会14_阿毗达摩基础_4周资料包（第三版修订）/Word版/第2周_善不善心与心所总说_主持人版.docx
@@ -4650,14 +4650,6 @@
       </w:r>
     </w:p>
     <w:p>
-      <w:r>
-        <w:rPr>
-          <w:b w:val="0"/>
-        </w:rPr>
-        <w:t>[generated, not original text]</w:t>
-      </w:r>
-    </w:p>
-    <w:p>
       <w:pPr>
         <w:ind w:left="170"/>
         <w:pBdr>
@@ -6461,14 +6453,6 @@
       </w:r>
     </w:p>
     <w:p>
-      <w:r>
-        <w:rPr>
-          <w:b w:val="0"/>
-        </w:rPr>
-        <w:t>[generated, not original text]</w:t>
-      </w:r>
-    </w:p>
-    <w:p>
       <w:pPr>
         <w:ind w:left="170"/>
         <w:pBdr>
@@ -8214,14 +8198,6 @@
     <w:p>
       <w:r>
         <w:rPr>
-          <w:b w:val="0"/>
-        </w:rPr>
-        <w:t>[generated, not original text]</w:t>
-      </w:r>
-    </w:p>
-    <w:p>
-      <w:r>
-        <w:rPr>
           <w:b/>
           <w:color w:val="1F3864"/>
           <w:sz w:val="23"/>
@@ -9469,14 +9445,6 @@
     <w:p>
       <w:r>
         <w:rPr>
-          <w:b w:val="0"/>
-        </w:rPr>
-        <w:t>[generated, not original text]</w:t>
-      </w:r>
-    </w:p>
-    <w:p>
-      <w:r>
-        <w:rPr>
           <w:b/>
           <w:color w:val="1F3864"/>
           <w:sz w:val="23"/>
@@ -10821,14 +10789,6 @@
           <w:b w:val="0"/>
         </w:rPr>
         <w:t>（俱生缘、相互缘等亦载：）a)名名【同一名聚里的任何名法， 一蕴、二蕴或三蕴】…同一名聚里的名法同时生起、同所缘、同依处。</w:t>
-      </w:r>
-    </w:p>
-    <w:p>
-      <w:r>
-        <w:rPr>
-          <w:b w:val="0"/>
-        </w:rPr>
-        <w:t>[generated, not original text]</w:t>
       </w:r>
     </w:p>
     <w:p>
